--- a/Remise/Documentation_JT-CAD_C3I.docx
+++ b/Remise/Documentation_JT-CAD_C3I.docx
@@ -566,13 +566,10 @@
         <w:rPr>
           <w:noProof/>
         </w:rPr>
-        <w:t>19 avril 2025</w:t>
+        <w:t>21 avril 2025</w:t>
       </w:r>
       <w:r>
         <w:fldChar w:fldCharType="end"/>
-      </w:r>
-      <w:r>
-        <w:t xml:space="preserve"> [utilisez F9 pour mettre à jour la date]</w:t>
       </w:r>
     </w:p>
     <w:p/>
@@ -593,21 +590,13 @@
           <w:szCs w:val="36"/>
         </w:rPr>
       </w:pPr>
-    </w:p>
-    <w:p>
-      <w:pPr>
+      <w:r>
         <w:rPr>
           <w:rFonts w:ascii="Amasis MT Pro Medium" w:hAnsi="Amasis MT Pro Medium"/>
           <w:sz w:val="36"/>
           <w:szCs w:val="36"/>
         </w:rPr>
-      </w:pPr>
-      <w:r>
-        <w:rPr>
-          <w:rFonts w:ascii="Amasis MT Pro Medium" w:hAnsi="Amasis MT Pro Medium"/>
-          <w:sz w:val="36"/>
-          <w:szCs w:val="36"/>
-        </w:rPr>
+        <w:lastRenderedPageBreak/>
         <w:t>Table des matières</w:t>
       </w:r>
     </w:p>
@@ -623,7 +612,7 @@
           <w:rFonts w:asciiTheme="minorHAnsi" w:eastAsiaTheme="minorEastAsia" w:hAnsiTheme="minorHAnsi" w:cstheme="minorBidi"/>
           <w:noProof/>
           <w:kern w:val="2"/>
-          <w:lang w:val="en-CA" w:eastAsia="en-CA"/>
+          <w:lang w:eastAsia="fr-CA"/>
           <w14:ligatures w14:val="standardContextual"/>
         </w:rPr>
       </w:pPr>
@@ -636,7 +625,7 @@
       <w:r>
         <w:fldChar w:fldCharType="separate"/>
       </w:r>
-      <w:hyperlink w:anchor="_Toc175951135" w:history="1">
+      <w:hyperlink w:anchor="_Toc196086482" w:history="1">
         <w:r>
           <w:rPr>
             <w:rStyle w:val="Lienhypertexte"/>
@@ -650,7 +639,7 @@
             <w:rFonts w:asciiTheme="minorHAnsi" w:eastAsiaTheme="minorEastAsia" w:hAnsiTheme="minorHAnsi" w:cstheme="minorBidi"/>
             <w:noProof/>
             <w:kern w:val="2"/>
-            <w:lang w:val="en-CA" w:eastAsia="en-CA"/>
+            <w:lang w:eastAsia="fr-CA"/>
             <w14:ligatures w14:val="standardContextual"/>
           </w:rPr>
           <w:tab/>
@@ -682,7 +671,7 @@
             <w:noProof/>
             <w:webHidden/>
           </w:rPr>
-          <w:instrText xml:space="preserve"> PAGEREF _Toc175951135 \h </w:instrText>
+          <w:instrText xml:space="preserve"> PAGEREF _Toc196086482 \h </w:instrText>
         </w:r>
         <w:r>
           <w:rPr>
@@ -702,7 +691,7 @@
             <w:noProof/>
             <w:webHidden/>
           </w:rPr>
-          <w:t>3</w:t>
+          <w:t>4</w:t>
         </w:r>
         <w:r>
           <w:rPr>
@@ -724,11 +713,11 @@
           <w:rFonts w:asciiTheme="minorHAnsi" w:eastAsiaTheme="minorEastAsia" w:hAnsiTheme="minorHAnsi" w:cstheme="minorBidi"/>
           <w:noProof/>
           <w:kern w:val="2"/>
-          <w:lang w:val="en-CA" w:eastAsia="en-CA"/>
+          <w:lang w:eastAsia="fr-CA"/>
           <w14:ligatures w14:val="standardContextual"/>
         </w:rPr>
       </w:pPr>
-      <w:hyperlink w:anchor="_Toc175951136" w:history="1">
+      <w:hyperlink w:anchor="_Toc196086483" w:history="1">
         <w:r>
           <w:rPr>
             <w:rStyle w:val="Lienhypertexte"/>
@@ -742,7 +731,7 @@
             <w:rFonts w:asciiTheme="minorHAnsi" w:eastAsiaTheme="minorEastAsia" w:hAnsiTheme="minorHAnsi" w:cstheme="minorBidi"/>
             <w:noProof/>
             <w:kern w:val="2"/>
-            <w:lang w:val="en-CA" w:eastAsia="en-CA"/>
+            <w:lang w:eastAsia="fr-CA"/>
             <w14:ligatures w14:val="standardContextual"/>
           </w:rPr>
           <w:tab/>
@@ -774,7 +763,7 @@
             <w:noProof/>
             <w:webHidden/>
           </w:rPr>
-          <w:instrText xml:space="preserve"> PAGEREF _Toc175951136 \h </w:instrText>
+          <w:instrText xml:space="preserve"> PAGEREF _Toc196086483 \h </w:instrText>
         </w:r>
         <w:r>
           <w:rPr>
@@ -794,7 +783,7 @@
             <w:noProof/>
             <w:webHidden/>
           </w:rPr>
-          <w:t>3</w:t>
+          <w:t>4</w:t>
         </w:r>
         <w:r>
           <w:rPr>
@@ -816,11 +805,11 @@
           <w:rFonts w:asciiTheme="minorHAnsi" w:eastAsiaTheme="minorEastAsia" w:hAnsiTheme="minorHAnsi" w:cstheme="minorBidi"/>
           <w:noProof/>
           <w:kern w:val="2"/>
-          <w:lang w:val="en-CA" w:eastAsia="en-CA"/>
+          <w:lang w:eastAsia="fr-CA"/>
           <w14:ligatures w14:val="standardContextual"/>
         </w:rPr>
       </w:pPr>
-      <w:hyperlink w:anchor="_Toc175951137" w:history="1">
+      <w:hyperlink w:anchor="_Toc196086484" w:history="1">
         <w:r>
           <w:rPr>
             <w:rStyle w:val="Lienhypertexte"/>
@@ -834,7 +823,7 @@
             <w:rFonts w:asciiTheme="minorHAnsi" w:eastAsiaTheme="minorEastAsia" w:hAnsiTheme="minorHAnsi" w:cstheme="minorBidi"/>
             <w:noProof/>
             <w:kern w:val="2"/>
-            <w:lang w:val="en-CA" w:eastAsia="en-CA"/>
+            <w:lang w:eastAsia="fr-CA"/>
             <w14:ligatures w14:val="standardContextual"/>
           </w:rPr>
           <w:tab/>
@@ -866,7 +855,7 @@
             <w:noProof/>
             <w:webHidden/>
           </w:rPr>
-          <w:instrText xml:space="preserve"> PAGEREF _Toc175951137 \h </w:instrText>
+          <w:instrText xml:space="preserve"> PAGEREF _Toc196086484 \h </w:instrText>
         </w:r>
         <w:r>
           <w:rPr>
@@ -886,7 +875,7 @@
             <w:noProof/>
             <w:webHidden/>
           </w:rPr>
-          <w:t>3</w:t>
+          <w:t>4</w:t>
         </w:r>
         <w:r>
           <w:rPr>
@@ -908,11 +897,11 @@
           <w:rFonts w:asciiTheme="minorHAnsi" w:eastAsiaTheme="minorEastAsia" w:hAnsiTheme="minorHAnsi" w:cstheme="minorBidi"/>
           <w:noProof/>
           <w:kern w:val="2"/>
-          <w:lang w:val="en-CA" w:eastAsia="en-CA"/>
+          <w:lang w:eastAsia="fr-CA"/>
           <w14:ligatures w14:val="standardContextual"/>
         </w:rPr>
       </w:pPr>
-      <w:hyperlink w:anchor="_Toc175951138" w:history="1">
+      <w:hyperlink w:anchor="_Toc196086485" w:history="1">
         <w:r>
           <w:rPr>
             <w:rStyle w:val="Lienhypertexte"/>
@@ -926,7 +915,7 @@
             <w:rFonts w:asciiTheme="minorHAnsi" w:eastAsiaTheme="minorEastAsia" w:hAnsiTheme="minorHAnsi" w:cstheme="minorBidi"/>
             <w:noProof/>
             <w:kern w:val="2"/>
-            <w:lang w:val="en-CA" w:eastAsia="en-CA"/>
+            <w:lang w:eastAsia="fr-CA"/>
             <w14:ligatures w14:val="standardContextual"/>
           </w:rPr>
           <w:tab/>
@@ -958,7 +947,7 @@
             <w:noProof/>
             <w:webHidden/>
           </w:rPr>
-          <w:instrText xml:space="preserve"> PAGEREF _Toc175951138 \h </w:instrText>
+          <w:instrText xml:space="preserve"> PAGEREF _Toc196086485 \h </w:instrText>
         </w:r>
         <w:r>
           <w:rPr>
@@ -978,7 +967,7 @@
             <w:noProof/>
             <w:webHidden/>
           </w:rPr>
-          <w:t>3</w:t>
+          <w:t>4</w:t>
         </w:r>
         <w:r>
           <w:rPr>
@@ -1000,11 +989,11 @@
           <w:rFonts w:asciiTheme="minorHAnsi" w:eastAsiaTheme="minorEastAsia" w:hAnsiTheme="minorHAnsi" w:cstheme="minorBidi"/>
           <w:noProof/>
           <w:kern w:val="2"/>
-          <w:lang w:val="en-CA" w:eastAsia="en-CA"/>
+          <w:lang w:eastAsia="fr-CA"/>
           <w14:ligatures w14:val="standardContextual"/>
         </w:rPr>
       </w:pPr>
-      <w:hyperlink w:anchor="_Toc175951139" w:history="1">
+      <w:hyperlink w:anchor="_Toc196086486" w:history="1">
         <w:r>
           <w:rPr>
             <w:rStyle w:val="Lienhypertexte"/>
@@ -1018,7 +1007,7 @@
             <w:rFonts w:asciiTheme="minorHAnsi" w:eastAsiaTheme="minorEastAsia" w:hAnsiTheme="minorHAnsi" w:cstheme="minorBidi"/>
             <w:noProof/>
             <w:kern w:val="2"/>
-            <w:lang w:val="en-CA" w:eastAsia="en-CA"/>
+            <w:lang w:eastAsia="fr-CA"/>
             <w14:ligatures w14:val="standardContextual"/>
           </w:rPr>
           <w:tab/>
@@ -1050,7 +1039,7 @@
             <w:noProof/>
             <w:webHidden/>
           </w:rPr>
-          <w:instrText xml:space="preserve"> PAGEREF _Toc175951139 \h </w:instrText>
+          <w:instrText xml:space="preserve"> PAGEREF _Toc196086486 \h </w:instrText>
         </w:r>
         <w:r>
           <w:rPr>
@@ -1070,7 +1059,7 @@
             <w:noProof/>
             <w:webHidden/>
           </w:rPr>
-          <w:t>3</w:t>
+          <w:t>4</w:t>
         </w:r>
         <w:r>
           <w:rPr>
@@ -1092,11 +1081,11 @@
           <w:rFonts w:asciiTheme="minorHAnsi" w:eastAsiaTheme="minorEastAsia" w:hAnsiTheme="minorHAnsi" w:cstheme="minorBidi"/>
           <w:noProof/>
           <w:kern w:val="2"/>
-          <w:lang w:val="en-CA" w:eastAsia="en-CA"/>
+          <w:lang w:eastAsia="fr-CA"/>
           <w14:ligatures w14:val="standardContextual"/>
         </w:rPr>
       </w:pPr>
-      <w:hyperlink w:anchor="_Toc175951140" w:history="1">
+      <w:hyperlink w:anchor="_Toc196086487" w:history="1">
         <w:r>
           <w:rPr>
             <w:rStyle w:val="Lienhypertexte"/>
@@ -1110,7 +1099,7 @@
             <w:rFonts w:asciiTheme="minorHAnsi" w:eastAsiaTheme="minorEastAsia" w:hAnsiTheme="minorHAnsi" w:cstheme="minorBidi"/>
             <w:noProof/>
             <w:kern w:val="2"/>
-            <w:lang w:val="en-CA" w:eastAsia="en-CA"/>
+            <w:lang w:eastAsia="fr-CA"/>
             <w14:ligatures w14:val="standardContextual"/>
           </w:rPr>
           <w:tab/>
@@ -1142,7 +1131,7 @@
             <w:noProof/>
             <w:webHidden/>
           </w:rPr>
-          <w:instrText xml:space="preserve"> PAGEREF _Toc175951140 \h </w:instrText>
+          <w:instrText xml:space="preserve"> PAGEREF _Toc196086487 \h </w:instrText>
         </w:r>
         <w:r>
           <w:rPr>
@@ -1162,7 +1151,7 @@
             <w:noProof/>
             <w:webHidden/>
           </w:rPr>
-          <w:t>3</w:t>
+          <w:t>6</w:t>
         </w:r>
         <w:r>
           <w:rPr>
@@ -1184,11 +1173,11 @@
           <w:rFonts w:asciiTheme="minorHAnsi" w:eastAsiaTheme="minorEastAsia" w:hAnsiTheme="minorHAnsi" w:cstheme="minorBidi"/>
           <w:noProof/>
           <w:kern w:val="2"/>
-          <w:lang w:val="en-CA" w:eastAsia="en-CA"/>
+          <w:lang w:eastAsia="fr-CA"/>
           <w14:ligatures w14:val="standardContextual"/>
         </w:rPr>
       </w:pPr>
-      <w:hyperlink w:anchor="_Toc175951141" w:history="1">
+      <w:hyperlink w:anchor="_Toc196086488" w:history="1">
         <w:r>
           <w:rPr>
             <w:rStyle w:val="Lienhypertexte"/>
@@ -1202,7 +1191,7 @@
             <w:rFonts w:asciiTheme="minorHAnsi" w:eastAsiaTheme="minorEastAsia" w:hAnsiTheme="minorHAnsi" w:cstheme="minorBidi"/>
             <w:noProof/>
             <w:kern w:val="2"/>
-            <w:lang w:val="en-CA" w:eastAsia="en-CA"/>
+            <w:lang w:eastAsia="fr-CA"/>
             <w14:ligatures w14:val="standardContextual"/>
           </w:rPr>
           <w:tab/>
@@ -1234,7 +1223,7 @@
             <w:noProof/>
             <w:webHidden/>
           </w:rPr>
-          <w:instrText xml:space="preserve"> PAGEREF _Toc175951141 \h </w:instrText>
+          <w:instrText xml:space="preserve"> PAGEREF _Toc196086488 \h </w:instrText>
         </w:r>
         <w:r>
           <w:rPr>
@@ -1254,7 +1243,7 @@
             <w:noProof/>
             <w:webHidden/>
           </w:rPr>
-          <w:t>3</w:t>
+          <w:t>6</w:t>
         </w:r>
         <w:r>
           <w:rPr>
@@ -1276,11 +1265,11 @@
           <w:rFonts w:asciiTheme="minorHAnsi" w:eastAsiaTheme="minorEastAsia" w:hAnsiTheme="minorHAnsi" w:cstheme="minorBidi"/>
           <w:noProof/>
           <w:kern w:val="2"/>
-          <w:lang w:val="en-CA" w:eastAsia="en-CA"/>
+          <w:lang w:eastAsia="fr-CA"/>
           <w14:ligatures w14:val="standardContextual"/>
         </w:rPr>
       </w:pPr>
-      <w:hyperlink w:anchor="_Toc175951142" w:history="1">
+      <w:hyperlink w:anchor="_Toc196086489" w:history="1">
         <w:r>
           <w:rPr>
             <w:rStyle w:val="Lienhypertexte"/>
@@ -1294,7 +1283,7 @@
             <w:rFonts w:asciiTheme="minorHAnsi" w:eastAsiaTheme="minorEastAsia" w:hAnsiTheme="minorHAnsi" w:cstheme="minorBidi"/>
             <w:noProof/>
             <w:kern w:val="2"/>
-            <w:lang w:val="en-CA" w:eastAsia="en-CA"/>
+            <w:lang w:eastAsia="fr-CA"/>
             <w14:ligatures w14:val="standardContextual"/>
           </w:rPr>
           <w:tab/>
@@ -1326,7 +1315,7 @@
             <w:noProof/>
             <w:webHidden/>
           </w:rPr>
-          <w:instrText xml:space="preserve"> PAGEREF _Toc175951142 \h </w:instrText>
+          <w:instrText xml:space="preserve"> PAGEREF _Toc196086489 \h </w:instrText>
         </w:r>
         <w:r>
           <w:rPr>
@@ -1346,7 +1335,7 @@
             <w:noProof/>
             <w:webHidden/>
           </w:rPr>
-          <w:t>4</w:t>
+          <w:t>7</w:t>
         </w:r>
         <w:r>
           <w:rPr>
@@ -1368,11 +1357,11 @@
           <w:rFonts w:asciiTheme="minorHAnsi" w:eastAsiaTheme="minorEastAsia" w:hAnsiTheme="minorHAnsi" w:cstheme="minorBidi"/>
           <w:noProof/>
           <w:kern w:val="2"/>
-          <w:lang w:val="en-CA" w:eastAsia="en-CA"/>
+          <w:lang w:eastAsia="fr-CA"/>
           <w14:ligatures w14:val="standardContextual"/>
         </w:rPr>
       </w:pPr>
-      <w:hyperlink w:anchor="_Toc175951143" w:history="1">
+      <w:hyperlink w:anchor="_Toc196086490" w:history="1">
         <w:r>
           <w:rPr>
             <w:rStyle w:val="Lienhypertexte"/>
@@ -1386,7 +1375,7 @@
             <w:rFonts w:asciiTheme="minorHAnsi" w:eastAsiaTheme="minorEastAsia" w:hAnsiTheme="minorHAnsi" w:cstheme="minorBidi"/>
             <w:noProof/>
             <w:kern w:val="2"/>
-            <w:lang w:val="en-CA" w:eastAsia="en-CA"/>
+            <w:lang w:eastAsia="fr-CA"/>
             <w14:ligatures w14:val="standardContextual"/>
           </w:rPr>
           <w:tab/>
@@ -1418,7 +1407,7 @@
             <w:noProof/>
             <w:webHidden/>
           </w:rPr>
-          <w:instrText xml:space="preserve"> PAGEREF _Toc175951143 \h </w:instrText>
+          <w:instrText xml:space="preserve"> PAGEREF _Toc196086490 \h </w:instrText>
         </w:r>
         <w:r>
           <w:rPr>
@@ -1438,7 +1427,7 @@
             <w:noProof/>
             <w:webHidden/>
           </w:rPr>
-          <w:t>4</w:t>
+          <w:t>7</w:t>
         </w:r>
         <w:r>
           <w:rPr>
@@ -1460,11 +1449,11 @@
           <w:rFonts w:asciiTheme="minorHAnsi" w:eastAsiaTheme="minorEastAsia" w:hAnsiTheme="minorHAnsi" w:cstheme="minorBidi"/>
           <w:noProof/>
           <w:kern w:val="2"/>
-          <w:lang w:val="en-CA" w:eastAsia="en-CA"/>
+          <w:lang w:eastAsia="fr-CA"/>
           <w14:ligatures w14:val="standardContextual"/>
         </w:rPr>
       </w:pPr>
-      <w:hyperlink w:anchor="_Toc175951144" w:history="1">
+      <w:hyperlink w:anchor="_Toc196086491" w:history="1">
         <w:r>
           <w:rPr>
             <w:rStyle w:val="Lienhypertexte"/>
@@ -1478,7 +1467,7 @@
             <w:rFonts w:asciiTheme="minorHAnsi" w:eastAsiaTheme="minorEastAsia" w:hAnsiTheme="minorHAnsi" w:cstheme="minorBidi"/>
             <w:noProof/>
             <w:kern w:val="2"/>
-            <w:lang w:val="en-CA" w:eastAsia="en-CA"/>
+            <w:lang w:eastAsia="fr-CA"/>
             <w14:ligatures w14:val="standardContextual"/>
           </w:rPr>
           <w:tab/>
@@ -1510,7 +1499,7 @@
             <w:noProof/>
             <w:webHidden/>
           </w:rPr>
-          <w:instrText xml:space="preserve"> PAGEREF _Toc175951144 \h </w:instrText>
+          <w:instrText xml:space="preserve"> PAGEREF _Toc196086491 \h </w:instrText>
         </w:r>
         <w:r>
           <w:rPr>
@@ -1530,7 +1519,7 @@
             <w:noProof/>
             <w:webHidden/>
           </w:rPr>
-          <w:t>4</w:t>
+          <w:t>7</w:t>
         </w:r>
         <w:r>
           <w:rPr>
@@ -1552,11 +1541,11 @@
           <w:rFonts w:asciiTheme="minorHAnsi" w:eastAsiaTheme="minorEastAsia" w:hAnsiTheme="minorHAnsi" w:cstheme="minorBidi"/>
           <w:noProof/>
           <w:kern w:val="2"/>
-          <w:lang w:val="en-CA" w:eastAsia="en-CA"/>
+          <w:lang w:eastAsia="fr-CA"/>
           <w14:ligatures w14:val="standardContextual"/>
         </w:rPr>
       </w:pPr>
-      <w:hyperlink w:anchor="_Toc175951145" w:history="1">
+      <w:hyperlink w:anchor="_Toc196086492" w:history="1">
         <w:r>
           <w:rPr>
             <w:rStyle w:val="Lienhypertexte"/>
@@ -1570,7 +1559,7 @@
             <w:rFonts w:asciiTheme="minorHAnsi" w:eastAsiaTheme="minorEastAsia" w:hAnsiTheme="minorHAnsi" w:cstheme="minorBidi"/>
             <w:noProof/>
             <w:kern w:val="2"/>
-            <w:lang w:val="en-CA" w:eastAsia="en-CA"/>
+            <w:lang w:eastAsia="fr-CA"/>
             <w14:ligatures w14:val="standardContextual"/>
           </w:rPr>
           <w:tab/>
@@ -1602,7 +1591,7 @@
             <w:noProof/>
             <w:webHidden/>
           </w:rPr>
-          <w:instrText xml:space="preserve"> PAGEREF _Toc175951145 \h </w:instrText>
+          <w:instrText xml:space="preserve"> PAGEREF _Toc196086492 \h </w:instrText>
         </w:r>
         <w:r>
           <w:rPr>
@@ -1622,7 +1611,7 @@
             <w:noProof/>
             <w:webHidden/>
           </w:rPr>
-          <w:t>4</w:t>
+          <w:t>8</w:t>
         </w:r>
         <w:r>
           <w:rPr>
@@ -1644,11 +1633,11 @@
           <w:rFonts w:asciiTheme="minorHAnsi" w:eastAsiaTheme="minorEastAsia" w:hAnsiTheme="minorHAnsi" w:cstheme="minorBidi"/>
           <w:noProof/>
           <w:kern w:val="2"/>
-          <w:lang w:val="en-CA" w:eastAsia="en-CA"/>
+          <w:lang w:eastAsia="fr-CA"/>
           <w14:ligatures w14:val="standardContextual"/>
         </w:rPr>
       </w:pPr>
-      <w:hyperlink w:anchor="_Toc175951146" w:history="1">
+      <w:hyperlink w:anchor="_Toc196086493" w:history="1">
         <w:r>
           <w:rPr>
             <w:rStyle w:val="Lienhypertexte"/>
@@ -1662,7 +1651,7 @@
             <w:rFonts w:asciiTheme="minorHAnsi" w:eastAsiaTheme="minorEastAsia" w:hAnsiTheme="minorHAnsi" w:cstheme="minorBidi"/>
             <w:noProof/>
             <w:kern w:val="2"/>
-            <w:lang w:val="en-CA" w:eastAsia="en-CA"/>
+            <w:lang w:eastAsia="fr-CA"/>
             <w14:ligatures w14:val="standardContextual"/>
           </w:rPr>
           <w:tab/>
@@ -1673,16 +1662,7 @@
             <w:rFonts w:eastAsiaTheme="majorEastAsia"/>
             <w:noProof/>
           </w:rPr>
-          <w:t xml:space="preserve">Conception informatique </w:t>
-        </w:r>
-        <w:r>
-          <w:rPr>
-            <w:rStyle w:val="Lienhypertexte"/>
-            <w:rFonts w:eastAsiaTheme="majorEastAsia"/>
-            <w:noProof/>
-            <w:highlight w:val="yellow"/>
-          </w:rPr>
-          <w:t>(si vous en avez)</w:t>
+          <w:t>Conception informatique</w:t>
         </w:r>
         <w:r>
           <w:rPr>
@@ -1703,7 +1683,7 @@
             <w:noProof/>
             <w:webHidden/>
           </w:rPr>
-          <w:instrText xml:space="preserve"> PAGEREF _Toc175951146 \h </w:instrText>
+          <w:instrText xml:space="preserve"> PAGEREF _Toc196086493 \h </w:instrText>
         </w:r>
         <w:r>
           <w:rPr>
@@ -1723,7 +1703,7 @@
             <w:noProof/>
             <w:webHidden/>
           </w:rPr>
-          <w:t>5</w:t>
+          <w:t>9</w:t>
         </w:r>
         <w:r>
           <w:rPr>
@@ -1745,11 +1725,11 @@
           <w:rFonts w:asciiTheme="minorHAnsi" w:eastAsiaTheme="minorEastAsia" w:hAnsiTheme="minorHAnsi" w:cstheme="minorBidi"/>
           <w:noProof/>
           <w:kern w:val="2"/>
-          <w:lang w:val="en-CA" w:eastAsia="en-CA"/>
+          <w:lang w:eastAsia="fr-CA"/>
           <w14:ligatures w14:val="standardContextual"/>
         </w:rPr>
       </w:pPr>
-      <w:hyperlink w:anchor="_Toc175951147" w:history="1">
+      <w:hyperlink w:anchor="_Toc196086494" w:history="1">
         <w:r>
           <w:rPr>
             <w:rStyle w:val="Lienhypertexte"/>
@@ -1763,7 +1743,7 @@
             <w:rFonts w:asciiTheme="minorHAnsi" w:eastAsiaTheme="minorEastAsia" w:hAnsiTheme="minorHAnsi" w:cstheme="minorBidi"/>
             <w:noProof/>
             <w:kern w:val="2"/>
-            <w:lang w:val="en-CA" w:eastAsia="en-CA"/>
+            <w:lang w:eastAsia="fr-CA"/>
             <w14:ligatures w14:val="standardContextual"/>
           </w:rPr>
           <w:tab/>
@@ -1795,7 +1775,7 @@
             <w:noProof/>
             <w:webHidden/>
           </w:rPr>
-          <w:instrText xml:space="preserve"> PAGEREF _Toc175951147 \h </w:instrText>
+          <w:instrText xml:space="preserve"> PAGEREF _Toc196086494 \h </w:instrText>
         </w:r>
         <w:r>
           <w:rPr>
@@ -1815,7 +1795,7 @@
             <w:noProof/>
             <w:webHidden/>
           </w:rPr>
-          <w:t>5</w:t>
+          <w:t>9</w:t>
         </w:r>
         <w:r>
           <w:rPr>
@@ -1837,11 +1817,11 @@
           <w:rFonts w:asciiTheme="minorHAnsi" w:eastAsiaTheme="minorEastAsia" w:hAnsiTheme="minorHAnsi" w:cstheme="minorBidi"/>
           <w:noProof/>
           <w:kern w:val="2"/>
-          <w:lang w:val="en-CA" w:eastAsia="en-CA"/>
+          <w:lang w:eastAsia="fr-CA"/>
           <w14:ligatures w14:val="standardContextual"/>
         </w:rPr>
       </w:pPr>
-      <w:hyperlink w:anchor="_Toc175951148" w:history="1">
+      <w:hyperlink w:anchor="_Toc196086495" w:history="1">
         <w:r>
           <w:rPr>
             <w:rStyle w:val="Lienhypertexte"/>
@@ -1855,7 +1835,7 @@
             <w:rFonts w:asciiTheme="minorHAnsi" w:eastAsiaTheme="minorEastAsia" w:hAnsiTheme="minorHAnsi" w:cstheme="minorBidi"/>
             <w:noProof/>
             <w:kern w:val="2"/>
-            <w:lang w:val="en-CA" w:eastAsia="en-CA"/>
+            <w:lang w:eastAsia="fr-CA"/>
             <w14:ligatures w14:val="standardContextual"/>
           </w:rPr>
           <w:tab/>
@@ -1887,7 +1867,7 @@
             <w:noProof/>
             <w:webHidden/>
           </w:rPr>
-          <w:instrText xml:space="preserve"> PAGEREF _Toc175951148 \h </w:instrText>
+          <w:instrText xml:space="preserve"> PAGEREF _Toc196086495 \h </w:instrText>
         </w:r>
         <w:r>
           <w:rPr>
@@ -1907,7 +1887,7 @@
             <w:noProof/>
             <w:webHidden/>
           </w:rPr>
-          <w:t>5</w:t>
+          <w:t>10</w:t>
         </w:r>
         <w:r>
           <w:rPr>
@@ -1929,11 +1909,11 @@
           <w:rFonts w:asciiTheme="minorHAnsi" w:eastAsiaTheme="minorEastAsia" w:hAnsiTheme="minorHAnsi" w:cstheme="minorBidi"/>
           <w:noProof/>
           <w:kern w:val="2"/>
-          <w:lang w:val="en-CA" w:eastAsia="en-CA"/>
+          <w:lang w:eastAsia="fr-CA"/>
           <w14:ligatures w14:val="standardContextual"/>
         </w:rPr>
       </w:pPr>
-      <w:hyperlink w:anchor="_Toc175951149" w:history="1">
+      <w:hyperlink w:anchor="_Toc196086496" w:history="1">
         <w:r>
           <w:rPr>
             <w:rStyle w:val="Lienhypertexte"/>
@@ -1947,7 +1927,7 @@
             <w:rFonts w:asciiTheme="minorHAnsi" w:eastAsiaTheme="minorEastAsia" w:hAnsiTheme="minorHAnsi" w:cstheme="minorBidi"/>
             <w:noProof/>
             <w:kern w:val="2"/>
-            <w:lang w:val="en-CA" w:eastAsia="en-CA"/>
+            <w:lang w:eastAsia="fr-CA"/>
             <w14:ligatures w14:val="standardContextual"/>
           </w:rPr>
           <w:tab/>
@@ -1979,7 +1959,7 @@
             <w:noProof/>
             <w:webHidden/>
           </w:rPr>
-          <w:instrText xml:space="preserve"> PAGEREF _Toc175951149 \h </w:instrText>
+          <w:instrText xml:space="preserve"> PAGEREF _Toc196086496 \h </w:instrText>
         </w:r>
         <w:r>
           <w:rPr>
@@ -1999,7 +1979,7 @@
             <w:noProof/>
             <w:webHidden/>
           </w:rPr>
-          <w:t>6</w:t>
+          <w:t>11</w:t>
         </w:r>
         <w:r>
           <w:rPr>
@@ -2021,11 +2001,11 @@
           <w:rFonts w:asciiTheme="minorHAnsi" w:eastAsiaTheme="minorEastAsia" w:hAnsiTheme="minorHAnsi" w:cstheme="minorBidi"/>
           <w:noProof/>
           <w:kern w:val="2"/>
-          <w:lang w:val="en-CA" w:eastAsia="en-CA"/>
+          <w:lang w:eastAsia="fr-CA"/>
           <w14:ligatures w14:val="standardContextual"/>
         </w:rPr>
       </w:pPr>
-      <w:hyperlink w:anchor="_Toc175951150" w:history="1">
+      <w:hyperlink w:anchor="_Toc196086497" w:history="1">
         <w:r>
           <w:rPr>
             <w:rStyle w:val="Lienhypertexte"/>
@@ -2039,7 +2019,7 @@
             <w:rFonts w:asciiTheme="minorHAnsi" w:eastAsiaTheme="minorEastAsia" w:hAnsiTheme="minorHAnsi" w:cstheme="minorBidi"/>
             <w:noProof/>
             <w:kern w:val="2"/>
-            <w:lang w:val="en-CA" w:eastAsia="en-CA"/>
+            <w:lang w:eastAsia="fr-CA"/>
             <w14:ligatures w14:val="standardContextual"/>
           </w:rPr>
           <w:tab/>
@@ -2050,7 +2030,7 @@
             <w:rFonts w:eastAsiaTheme="majorEastAsia"/>
             <w:noProof/>
           </w:rPr>
-          <w:t>Temps</w:t>
+          <w:t>Budget</w:t>
         </w:r>
         <w:r>
           <w:rPr>
@@ -2071,7 +2051,7 @@
             <w:noProof/>
             <w:webHidden/>
           </w:rPr>
-          <w:instrText xml:space="preserve"> PAGEREF _Toc175951150 \h </w:instrText>
+          <w:instrText xml:space="preserve"> PAGEREF _Toc196086497 \h </w:instrText>
         </w:r>
         <w:r>
           <w:rPr>
@@ -2091,99 +2071,7 @@
             <w:noProof/>
             <w:webHidden/>
           </w:rPr>
-          <w:t>6</w:t>
-        </w:r>
-        <w:r>
-          <w:rPr>
-            <w:noProof/>
-            <w:webHidden/>
-          </w:rPr>
-          <w:fldChar w:fldCharType="end"/>
-        </w:r>
-      </w:hyperlink>
-    </w:p>
-    <w:p>
-      <w:pPr>
-        <w:pStyle w:val="TM3"/>
-        <w:tabs>
-          <w:tab w:val="left" w:pos="1440"/>
-          <w:tab w:val="right" w:leader="dot" w:pos="9350"/>
-        </w:tabs>
-        <w:rPr>
-          <w:rFonts w:asciiTheme="minorHAnsi" w:eastAsiaTheme="minorEastAsia" w:hAnsiTheme="minorHAnsi" w:cstheme="minorBidi"/>
-          <w:noProof/>
-          <w:kern w:val="2"/>
-          <w:lang w:val="en-CA" w:eastAsia="en-CA"/>
-          <w14:ligatures w14:val="standardContextual"/>
-        </w:rPr>
-      </w:pPr>
-      <w:hyperlink w:anchor="_Toc175951151" w:history="1">
-        <w:r>
-          <w:rPr>
-            <w:rStyle w:val="Lienhypertexte"/>
-            <w:rFonts w:eastAsiaTheme="majorEastAsia"/>
-            <w:noProof/>
-          </w:rPr>
-          <w:t>2.3.2.</w:t>
-        </w:r>
-        <w:r>
-          <w:rPr>
-            <w:rFonts w:asciiTheme="minorHAnsi" w:eastAsiaTheme="minorEastAsia" w:hAnsiTheme="minorHAnsi" w:cstheme="minorBidi"/>
-            <w:noProof/>
-            <w:kern w:val="2"/>
-            <w:lang w:val="en-CA" w:eastAsia="en-CA"/>
-            <w14:ligatures w14:val="standardContextual"/>
-          </w:rPr>
-          <w:tab/>
-        </w:r>
-        <w:r>
-          <w:rPr>
-            <w:rStyle w:val="Lienhypertexte"/>
-            <w:rFonts w:eastAsiaTheme="majorEastAsia"/>
-            <w:noProof/>
-          </w:rPr>
-          <w:t>Budget</w:t>
-        </w:r>
-        <w:r>
-          <w:rPr>
-            <w:noProof/>
-            <w:webHidden/>
-          </w:rPr>
-          <w:tab/>
-        </w:r>
-        <w:r>
-          <w:rPr>
-            <w:noProof/>
-            <w:webHidden/>
-          </w:rPr>
-          <w:fldChar w:fldCharType="begin"/>
-        </w:r>
-        <w:r>
-          <w:rPr>
-            <w:noProof/>
-            <w:webHidden/>
-          </w:rPr>
-          <w:instrText xml:space="preserve"> PAGEREF _Toc175951151 \h </w:instrText>
-        </w:r>
-        <w:r>
-          <w:rPr>
-            <w:noProof/>
-            <w:webHidden/>
-          </w:rPr>
-        </w:r>
-        <w:r>
-          <w:rPr>
-            <w:noProof/>
-            <w:webHidden/>
-          </w:rPr>
-          <w:fldChar w:fldCharType="separate"/>
-        </w:r>
-        <w:r>
-          <w:rPr>
-            <w:noProof/>
-            <w:webHidden/>
-          </w:rPr>
-          <w:t>6</w:t>
+          <w:t>11</w:t>
         </w:r>
         <w:r>
           <w:rPr>
@@ -2205,11 +2093,11 @@
           <w:rFonts w:asciiTheme="minorHAnsi" w:eastAsiaTheme="minorEastAsia" w:hAnsiTheme="minorHAnsi" w:cstheme="minorBidi"/>
           <w:noProof/>
           <w:kern w:val="2"/>
-          <w:lang w:val="en-CA" w:eastAsia="en-CA"/>
+          <w:lang w:eastAsia="fr-CA"/>
           <w14:ligatures w14:val="standardContextual"/>
         </w:rPr>
       </w:pPr>
-      <w:hyperlink w:anchor="_Toc175951152" w:history="1">
+      <w:hyperlink w:anchor="_Toc196086498" w:history="1">
         <w:r>
           <w:rPr>
             <w:rStyle w:val="Lienhypertexte"/>
@@ -2223,7 +2111,7 @@
             <w:rFonts w:asciiTheme="minorHAnsi" w:eastAsiaTheme="minorEastAsia" w:hAnsiTheme="minorHAnsi" w:cstheme="minorBidi"/>
             <w:noProof/>
             <w:kern w:val="2"/>
-            <w:lang w:val="en-CA" w:eastAsia="en-CA"/>
+            <w:lang w:eastAsia="fr-CA"/>
             <w14:ligatures w14:val="standardContextual"/>
           </w:rPr>
           <w:tab/>
@@ -2255,7 +2143,7 @@
             <w:noProof/>
             <w:webHidden/>
           </w:rPr>
-          <w:instrText xml:space="preserve"> PAGEREF _Toc175951152 \h </w:instrText>
+          <w:instrText xml:space="preserve"> PAGEREF _Toc196086498 \h </w:instrText>
         </w:r>
         <w:r>
           <w:rPr>
@@ -2275,191 +2163,7 @@
             <w:noProof/>
             <w:webHidden/>
           </w:rPr>
-          <w:t>7</w:t>
-        </w:r>
-        <w:r>
-          <w:rPr>
-            <w:noProof/>
-            <w:webHidden/>
-          </w:rPr>
-          <w:fldChar w:fldCharType="end"/>
-        </w:r>
-      </w:hyperlink>
-    </w:p>
-    <w:p>
-      <w:pPr>
-        <w:pStyle w:val="TM1"/>
-        <w:tabs>
-          <w:tab w:val="left" w:pos="480"/>
-          <w:tab w:val="right" w:leader="dot" w:pos="9350"/>
-        </w:tabs>
-        <w:rPr>
-          <w:rFonts w:asciiTheme="minorHAnsi" w:eastAsiaTheme="minorEastAsia" w:hAnsiTheme="minorHAnsi" w:cstheme="minorBidi"/>
-          <w:noProof/>
-          <w:kern w:val="2"/>
-          <w:lang w:val="en-CA" w:eastAsia="en-CA"/>
-          <w14:ligatures w14:val="standardContextual"/>
-        </w:rPr>
-      </w:pPr>
-      <w:hyperlink w:anchor="_Toc175951153" w:history="1">
-        <w:r>
-          <w:rPr>
-            <w:rStyle w:val="Lienhypertexte"/>
-            <w:rFonts w:eastAsiaTheme="majorEastAsia"/>
-            <w:noProof/>
-          </w:rPr>
-          <w:t>4.</w:t>
-        </w:r>
-        <w:r>
-          <w:rPr>
-            <w:rFonts w:asciiTheme="minorHAnsi" w:eastAsiaTheme="minorEastAsia" w:hAnsiTheme="minorHAnsi" w:cstheme="minorBidi"/>
-            <w:noProof/>
-            <w:kern w:val="2"/>
-            <w:lang w:val="en-CA" w:eastAsia="en-CA"/>
-            <w14:ligatures w14:val="standardContextual"/>
-          </w:rPr>
-          <w:tab/>
-        </w:r>
-        <w:r>
-          <w:rPr>
-            <w:rStyle w:val="Lienhypertexte"/>
-            <w:rFonts w:eastAsiaTheme="majorEastAsia"/>
-            <w:noProof/>
-          </w:rPr>
-          <w:t>Références</w:t>
-        </w:r>
-        <w:r>
-          <w:rPr>
-            <w:noProof/>
-            <w:webHidden/>
-          </w:rPr>
-          <w:tab/>
-        </w:r>
-        <w:r>
-          <w:rPr>
-            <w:noProof/>
-            <w:webHidden/>
-          </w:rPr>
-          <w:fldChar w:fldCharType="begin"/>
-        </w:r>
-        <w:r>
-          <w:rPr>
-            <w:noProof/>
-            <w:webHidden/>
-          </w:rPr>
-          <w:instrText xml:space="preserve"> PAGEREF _Toc175951153 \h </w:instrText>
-        </w:r>
-        <w:r>
-          <w:rPr>
-            <w:noProof/>
-            <w:webHidden/>
-          </w:rPr>
-        </w:r>
-        <w:r>
-          <w:rPr>
-            <w:noProof/>
-            <w:webHidden/>
-          </w:rPr>
-          <w:fldChar w:fldCharType="separate"/>
-        </w:r>
-        <w:r>
-          <w:rPr>
-            <w:noProof/>
-            <w:webHidden/>
-          </w:rPr>
-          <w:t>8</w:t>
-        </w:r>
-        <w:r>
-          <w:rPr>
-            <w:noProof/>
-            <w:webHidden/>
-          </w:rPr>
-          <w:fldChar w:fldCharType="end"/>
-        </w:r>
-      </w:hyperlink>
-    </w:p>
-    <w:p>
-      <w:pPr>
-        <w:pStyle w:val="TM1"/>
-        <w:tabs>
-          <w:tab w:val="left" w:pos="1440"/>
-          <w:tab w:val="right" w:leader="dot" w:pos="9350"/>
-        </w:tabs>
-        <w:rPr>
-          <w:rFonts w:asciiTheme="minorHAnsi" w:eastAsiaTheme="minorEastAsia" w:hAnsiTheme="minorHAnsi" w:cstheme="minorBidi"/>
-          <w:noProof/>
-          <w:kern w:val="2"/>
-          <w:lang w:val="en-CA" w:eastAsia="en-CA"/>
-          <w14:ligatures w14:val="standardContextual"/>
-        </w:rPr>
-      </w:pPr>
-      <w:hyperlink w:anchor="_Toc175951154" w:history="1">
-        <w:r>
-          <w:rPr>
-            <w:rStyle w:val="Lienhypertexte"/>
-            <w:rFonts w:eastAsiaTheme="majorEastAsia"/>
-            <w:noProof/>
-          </w:rPr>
-          <w:t>Annexe A</w:t>
-        </w:r>
-        <w:r>
-          <w:rPr>
-            <w:rFonts w:asciiTheme="minorHAnsi" w:eastAsiaTheme="minorEastAsia" w:hAnsiTheme="minorHAnsi" w:cstheme="minorBidi"/>
-            <w:noProof/>
-            <w:kern w:val="2"/>
-            <w:lang w:val="en-CA" w:eastAsia="en-CA"/>
-            <w14:ligatures w14:val="standardContextual"/>
-          </w:rPr>
-          <w:tab/>
-        </w:r>
-        <w:r>
-          <w:rPr>
-            <w:rStyle w:val="Lienhypertexte"/>
-            <w:rFonts w:ascii="Amasis MT Pro Medium" w:eastAsiaTheme="majorEastAsia" w:hAnsi="Amasis MT Pro Medium"/>
-            <w:noProof/>
-          </w:rPr>
-          <w:t>[Contexte]</w:t>
-        </w:r>
-        <w:r>
-          <w:rPr>
-            <w:noProof/>
-            <w:webHidden/>
-          </w:rPr>
-          <w:tab/>
-        </w:r>
-        <w:r>
-          <w:rPr>
-            <w:noProof/>
-            <w:webHidden/>
-          </w:rPr>
-          <w:fldChar w:fldCharType="begin"/>
-        </w:r>
-        <w:r>
-          <w:rPr>
-            <w:noProof/>
-            <w:webHidden/>
-          </w:rPr>
-          <w:instrText xml:space="preserve"> PAGEREF _Toc175951154 \h </w:instrText>
-        </w:r>
-        <w:r>
-          <w:rPr>
-            <w:noProof/>
-            <w:webHidden/>
-          </w:rPr>
-        </w:r>
-        <w:r>
-          <w:rPr>
-            <w:noProof/>
-            <w:webHidden/>
-          </w:rPr>
-          <w:fldChar w:fldCharType="separate"/>
-        </w:r>
-        <w:r>
-          <w:rPr>
-            <w:noProof/>
-            <w:webHidden/>
-          </w:rPr>
-          <w:t>9</w:t>
+          <w:t>13</w:t>
         </w:r>
         <w:r>
           <w:rPr>
@@ -2507,7 +2211,13 @@
         <w:rPr>
           <w:color w:val="385623" w:themeColor="accent6" w:themeShade="80"/>
         </w:rPr>
-        <w:t xml:space="preserve">description des figures/tableaux </w:t>
+        <w:t>Description</w:t>
+      </w:r>
+      <w:r>
+        <w:rPr>
+          <w:color w:val="385623" w:themeColor="accent6" w:themeShade="80"/>
+        </w:rPr>
+        <w:t xml:space="preserve"> des figures/tableaux </w:t>
       </w:r>
       <w:r>
         <w:rPr>
@@ -2537,7 +2247,13 @@
         <w:rPr>
           <w:color w:val="385623" w:themeColor="accent6" w:themeShade="80"/>
         </w:rPr>
-        <w:t xml:space="preserve">titres </w:t>
+        <w:t>Titres</w:t>
+      </w:r>
+      <w:r>
+        <w:rPr>
+          <w:color w:val="385623" w:themeColor="accent6" w:themeShade="80"/>
+        </w:rPr>
+        <w:t xml:space="preserve"> </w:t>
       </w:r>
       <w:r>
         <w:rPr>
@@ -2567,7 +2283,13 @@
         <w:rPr>
           <w:color w:val="385623" w:themeColor="accent6" w:themeShade="80"/>
         </w:rPr>
-        <w:t xml:space="preserve">mise en page des éléments (mettre la page en paysage si jugé nécessaire), </w:t>
+        <w:t>Mise</w:t>
+      </w:r>
+      <w:r>
+        <w:rPr>
+          <w:color w:val="385623" w:themeColor="accent6" w:themeShade="80"/>
+        </w:rPr>
+        <w:t xml:space="preserve"> en page des éléments (mettre la page en paysage si jugé nécessaire), </w:t>
       </w:r>
     </w:p>
     <w:p>
@@ -2585,7 +2307,13 @@
         <w:rPr>
           <w:color w:val="385623" w:themeColor="accent6" w:themeShade="80"/>
         </w:rPr>
-        <w:t xml:space="preserve">mise à jour de la table des matières et du nom du document, </w:t>
+        <w:t>Mise</w:t>
+      </w:r>
+      <w:r>
+        <w:rPr>
+          <w:color w:val="385623" w:themeColor="accent6" w:themeShade="80"/>
+        </w:rPr>
+        <w:t xml:space="preserve"> à jour de la table des matières et du nom du document, </w:t>
       </w:r>
     </w:p>
     <w:p>
@@ -2603,7 +2331,13 @@
         <w:rPr>
           <w:color w:val="385623" w:themeColor="accent6" w:themeShade="80"/>
         </w:rPr>
-        <w:t xml:space="preserve">paragraphes en « justifié », </w:t>
+        <w:t>Paragraphes</w:t>
+      </w:r>
+      <w:r>
+        <w:rPr>
+          <w:color w:val="385623" w:themeColor="accent6" w:themeShade="80"/>
+        </w:rPr>
+        <w:t xml:space="preserve"> en « justifié », </w:t>
       </w:r>
     </w:p>
     <w:p>
@@ -2684,9 +2418,9 @@
       <w:pPr>
         <w:pStyle w:val="Titre1"/>
       </w:pPr>
-      <w:bookmarkStart w:id="0" w:name="_Toc175951135"/>
-      <w:bookmarkStart w:id="1" w:name="_Ref195895663"/>
-      <w:bookmarkStart w:id="2" w:name="_Ref195895669"/>
+      <w:bookmarkStart w:id="0" w:name="_Ref195895663"/>
+      <w:bookmarkStart w:id="1" w:name="_Ref195895669"/>
+      <w:bookmarkStart w:id="2" w:name="_Toc196086482"/>
       <w:r>
         <w:lastRenderedPageBreak/>
         <w:t>Introduction</w:t>
@@ -2699,7 +2433,7 @@
       <w:pPr>
         <w:pStyle w:val="Titre2"/>
       </w:pPr>
-      <w:bookmarkStart w:id="3" w:name="_Toc175951136"/>
+      <w:bookmarkStart w:id="3" w:name="_Toc196086483"/>
       <w:r>
         <w:t>Contexte d</w:t>
       </w:r>
@@ -2727,7 +2461,7 @@
       <w:pPr>
         <w:pStyle w:val="Titre2"/>
       </w:pPr>
-      <w:bookmarkStart w:id="4" w:name="_Toc175951137"/>
+      <w:bookmarkStart w:id="4" w:name="_Toc196086484"/>
       <w:r>
         <w:t>Contraintes du projet</w:t>
       </w:r>
@@ -2737,7 +2471,7 @@
       <w:pPr>
         <w:pStyle w:val="Titre3"/>
       </w:pPr>
-      <w:bookmarkStart w:id="5" w:name="_Toc175951138"/>
+      <w:bookmarkStart w:id="5" w:name="_Toc196086485"/>
       <w:r>
         <w:t>Contraintes</w:t>
       </w:r>
@@ -2754,13 +2488,7 @@
     <w:p/>
     <w:p>
       <w:r>
-        <w:t>Le RP2350, fabriqué par la fondation Raspberry Pi, n’est disponible sur Digikey et Mouser qu’en commande « bulk » de 500 unités ou plus</w:t>
-      </w:r>
-      <w:r>
-        <w:t xml:space="preserve">, </w:t>
-      </w:r>
-      <w:r>
-        <w:t>depuis le 17 mars 2025. On pouvait en trouver sur LCSC au 1er février, mais ils étaient souvent en rupture de stock et les quantités minimales de commande étaient déjà de 50 unités. Pour cette raison, tous les microcontrôleurs que nous avons utilisés ont été commandés sur AliExpress. En date du 20 avril 2025, les problèmes rencontrés sont soit liés à des erreurs de soudure (skill issue), soit à la fiabilité douteuse des MCU achetés via cette plateforme. À ce jour, nous ne possédons aucun RP2350 provenant d’une source réellement fiable.</w:t>
+        <w:t>Le RP2350, fabriqué par la fondation Raspberry Pi, n’est disponible sur Digikey et Mouser qu’en commande « bulk » de 500 unités ou plus, depuis le 17 mars 2025. On pouvait en trouver sur LCSC au 1er février, mais ils étaient souvent en rupture de stock et les quantités minimales de commande étaient déjà de 50 unités. Pour cette raison, tous les microcontrôleurs que nous avons utilisés ont été commandés sur AliExpress. En date du 20 avril 2025, les problèmes rencontrés sont soit liés à des erreurs de soudure (skill issue), soit à la fiabilité douteuse des MCU achetés via cette plateforme. À ce jour, nous ne possédons aucun RP2350 provenant d’une source réellement fiable.</w:t>
       </w:r>
     </w:p>
     <w:p/>
@@ -2779,144 +2507,332 @@
       <w:pPr>
         <w:pStyle w:val="Titre3"/>
       </w:pPr>
-      <w:bookmarkStart w:id="6" w:name="_Toc175951139"/>
+      <w:bookmarkStart w:id="6" w:name="_Toc196086486"/>
       <w:r>
         <w:t>Contraintes de temps et de budget</w:t>
       </w:r>
       <w:bookmarkEnd w:id="6"/>
     </w:p>
     <w:p>
-      <w:r>
-        <w:t>[Ce sont les contraintes de C</w:t>
-      </w:r>
-      <w:r>
-        <w:t>3</w:t>
-      </w:r>
-      <w:r>
-        <w:t>I !</w:t>
-      </w:r>
-      <w:r>
-        <w:t xml:space="preserve"> Cependant, vous pouvez ajouter des contraintes personnelles à votre équipe si vous le souhaitez.</w:t>
-      </w:r>
-      <w:r>
-        <w:t>]</w:t>
-      </w:r>
-    </w:p>
-    <w:p>
-      <w:pPr>
-        <w:ind w:left="720"/>
-      </w:pPr>
-      <w:r>
-        <w:t>[Date butoir? Nombre d’heures</w:t>
-      </w:r>
-      <w:r>
-        <w:t xml:space="preserve"> (si ça s’applique à vous)</w:t>
-      </w:r>
-      <w:r>
-        <w:t>?]</w:t>
-      </w:r>
-    </w:p>
-    <w:p>
-      <w:pPr>
-        <w:ind w:left="720"/>
-      </w:pPr>
-      <w:r>
-        <w:t>[Quel est le budget à respecter?]</w:t>
+      <w:pPr>
+        <w:jc w:val="left"/>
+        <w:rPr>
+          <w:rFonts w:ascii="Times New Roman" w:hAnsi="Times New Roman"/>
+          <w:lang w:eastAsia="fr-CA"/>
+        </w:rPr>
+      </w:pPr>
+      <w:r>
+        <w:rPr>
+          <w:rFonts w:ascii="Times New Roman" w:hAnsi="Times New Roman"/>
+          <w:noProof/>
+          <w:lang w:eastAsia="fr-CA"/>
+        </w:rPr>
+        <w:lastRenderedPageBreak/>
+        <w:drawing>
+          <wp:inline distT="0" distB="0" distL="0" distR="0" wp14:anchorId="15B96FD5" wp14:editId="78CFB597">
+            <wp:extent cx="5943600" cy="4457700"/>
+            <wp:effectExtent l="0" t="0" r="0" b="0"/>
+            <wp:docPr id="842117079" name="Image 1" descr="Une image contenant texte, tableau blanc, écriture manuscrite&#10;&#10;Le contenu généré par l’IA peut être incorrect."/>
+            <wp:cNvGraphicFramePr>
+              <a:graphicFrameLocks xmlns:a="http://schemas.openxmlformats.org/drawingml/2006/main" noChangeAspect="1"/>
+            </wp:cNvGraphicFramePr>
+            <a:graphic xmlns:a="http://schemas.openxmlformats.org/drawingml/2006/main">
+              <a:graphicData uri="http://schemas.openxmlformats.org/drawingml/2006/picture">
+                <pic:pic xmlns:pic="http://schemas.openxmlformats.org/drawingml/2006/picture">
+                  <pic:nvPicPr>
+                    <pic:cNvPr id="842117079" name="Image 1" descr="Une image contenant texte, tableau blanc, écriture manuscrite&#10;&#10;Le contenu généré par l’IA peut être incorrect."/>
+                    <pic:cNvPicPr>
+                      <a:picLocks noChangeAspect="1" noChangeArrowheads="1"/>
+                    </pic:cNvPicPr>
+                  </pic:nvPicPr>
+                  <pic:blipFill>
+                    <a:blip r:embed="rId12" cstate="print">
+                      <a:extLst>
+                        <a:ext uri="{28A0092B-C50C-407E-A947-70E740481C1C}">
+                          <a14:useLocalDpi xmlns:a14="http://schemas.microsoft.com/office/drawing/2010/main" val="0"/>
+                        </a:ext>
+                      </a:extLst>
+                    </a:blip>
+                    <a:srcRect/>
+                    <a:stretch>
+                      <a:fillRect/>
+                    </a:stretch>
+                  </pic:blipFill>
+                  <pic:spPr bwMode="auto">
+                    <a:xfrm rot="5400000">
+                      <a:off x="0" y="0"/>
+                      <a:ext cx="5943600" cy="4457700"/>
+                    </a:xfrm>
+                    <a:prstGeom prst="rect">
+                      <a:avLst/>
+                    </a:prstGeom>
+                    <a:noFill/>
+                    <a:ln>
+                      <a:noFill/>
+                    </a:ln>
+                  </pic:spPr>
+                </pic:pic>
+              </a:graphicData>
+            </a:graphic>
+          </wp:inline>
+        </w:drawing>
+      </w:r>
+    </w:p>
+    <w:p>
+      <w:pPr>
+        <w:jc w:val="left"/>
+        <w:rPr>
+          <w:rFonts w:ascii="Times New Roman" w:hAnsi="Times New Roman"/>
+          <w:lang w:eastAsia="fr-CA"/>
+        </w:rPr>
+      </w:pPr>
+    </w:p>
+    <w:p>
+      <w:pPr>
+        <w:jc w:val="left"/>
+        <w:rPr>
+          <w:rFonts w:ascii="Times New Roman" w:hAnsi="Times New Roman"/>
+          <w:lang w:eastAsia="fr-CA"/>
+        </w:rPr>
+      </w:pPr>
+      <w:r>
+        <w:rPr>
+          <w:rFonts w:ascii="Times New Roman" w:hAnsi="Times New Roman"/>
+          <w:lang w:eastAsia="fr-CA"/>
+        </w:rPr>
+        <w:t>Contraintes de Budget :</w:t>
+      </w:r>
+    </w:p>
+    <w:p>
+      <w:pPr>
+        <w:jc w:val="left"/>
+        <w:rPr>
+          <w:rFonts w:ascii="Times New Roman" w:hAnsi="Times New Roman"/>
+          <w:lang w:eastAsia="fr-CA"/>
+        </w:rPr>
+      </w:pPr>
+      <w:r>
+        <w:rPr>
+          <w:rFonts w:ascii="Times New Roman" w:hAnsi="Times New Roman"/>
+          <w:lang w:eastAsia="fr-CA"/>
+        </w:rPr>
+        <w:t>BOM max : 30 $ CAD (prix réels, ex. DigiKey). Composants recyclés permis (prix à documenter).</w:t>
+      </w:r>
+      <w:r>
+        <w:rPr>
+          <w:rFonts w:ascii="Times New Roman" w:hAnsi="Times New Roman"/>
+          <w:lang w:eastAsia="fr-CA"/>
+        </w:rPr>
+        <w:t xml:space="preserve"> </w:t>
+      </w:r>
+    </w:p>
+    <w:p>
+      <w:pPr>
+        <w:jc w:val="left"/>
+        <w:rPr>
+          <w:rFonts w:ascii="Times New Roman" w:hAnsi="Times New Roman"/>
+          <w:lang w:eastAsia="fr-CA"/>
+        </w:rPr>
+      </w:pPr>
+    </w:p>
+    <w:p>
+      <w:pPr>
+        <w:jc w:val="left"/>
+        <w:rPr>
+          <w:rFonts w:ascii="Times New Roman" w:hAnsi="Times New Roman"/>
+          <w:lang w:eastAsia="fr-CA"/>
+        </w:rPr>
+      </w:pPr>
+      <w:r>
+        <w:rPr>
+          <w:rFonts w:ascii="Times New Roman" w:hAnsi="Times New Roman"/>
+          <w:lang w:eastAsia="fr-CA"/>
+        </w:rPr>
+        <w:t>Budget total de développement : 100 $ CAD.</w:t>
+      </w:r>
+    </w:p>
+    <w:p>
+      <w:pPr>
+        <w:jc w:val="left"/>
+        <w:rPr>
+          <w:rFonts w:ascii="Times New Roman" w:hAnsi="Times New Roman"/>
+          <w:lang w:eastAsia="fr-CA"/>
+        </w:rPr>
+      </w:pPr>
+    </w:p>
+    <w:p>
+      <w:pPr>
+        <w:jc w:val="left"/>
+        <w:rPr>
+          <w:rFonts w:ascii="Times New Roman" w:hAnsi="Times New Roman"/>
+          <w:lang w:eastAsia="fr-CA"/>
+        </w:rPr>
+      </w:pPr>
+      <w:r>
+        <w:rPr>
+          <w:rFonts w:ascii="Times New Roman" w:hAnsi="Times New Roman"/>
+          <w:lang w:eastAsia="fr-CA"/>
+        </w:rPr>
+        <w:t>PCB : max 10 cm x 10 cm. Multicouches permis (ex. 4 couches – 2 couches = diff. à inclure dans BOM).</w:t>
+      </w:r>
+    </w:p>
+    <w:p>
+      <w:pPr>
+        <w:jc w:val="left"/>
+        <w:rPr>
+          <w:rFonts w:ascii="Times New Roman" w:hAnsi="Times New Roman"/>
+          <w:lang w:eastAsia="fr-CA"/>
+        </w:rPr>
+      </w:pPr>
+    </w:p>
+    <w:p>
+      <w:pPr>
+        <w:jc w:val="left"/>
+        <w:rPr>
+          <w:rFonts w:ascii="Times New Roman" w:hAnsi="Times New Roman"/>
+          <w:lang w:eastAsia="fr-CA"/>
+        </w:rPr>
+      </w:pPr>
+      <w:r>
+        <w:rPr>
+          <w:rFonts w:ascii="Times New Roman" w:hAnsi="Times New Roman"/>
+          <w:lang w:eastAsia="fr-CA"/>
+        </w:rPr>
+        <w:t>Commandes de PCB :</w:t>
+      </w:r>
+    </w:p>
+    <w:p>
+      <w:pPr>
+        <w:jc w:val="left"/>
+        <w:rPr>
+          <w:rFonts w:ascii="Times New Roman" w:hAnsi="Times New Roman"/>
+          <w:lang w:eastAsia="fr-CA"/>
+        </w:rPr>
+      </w:pPr>
+      <w:r>
+        <w:rPr>
+          <w:rFonts w:ascii="Times New Roman" w:hAnsi="Times New Roman"/>
+          <w:lang w:eastAsia="fr-CA"/>
+        </w:rPr>
+        <w:t xml:space="preserve">1 = 5 pts, </w:t>
+      </w:r>
+      <w:r>
+        <w:rPr>
+          <w:rFonts w:ascii="Times New Roman" w:hAnsi="Times New Roman"/>
+          <w:highlight w:val="yellow"/>
+          <w:lang w:eastAsia="fr-CA"/>
+        </w:rPr>
+        <w:t>2 = 4 pts</w:t>
+      </w:r>
+      <w:r>
+        <w:rPr>
+          <w:rFonts w:ascii="Times New Roman" w:hAnsi="Times New Roman"/>
+          <w:lang w:eastAsia="fr-CA"/>
+        </w:rPr>
+        <w:t>, 3 = 2 pts, 4+ = 0 pt</w:t>
       </w:r>
     </w:p>
     <w:p>
       <w:pPr>
         <w:pStyle w:val="Titre2"/>
       </w:pPr>
-      <w:bookmarkStart w:id="7" w:name="_Toc175951140"/>
-      <w:r>
+      <w:bookmarkStart w:id="7" w:name="_Toc196086487"/>
+      <w:r>
+        <w:lastRenderedPageBreak/>
         <w:t>Description du produit réalisé</w:t>
       </w:r>
       <w:bookmarkEnd w:id="7"/>
     </w:p>
     <w:p>
       <w:r>
-        <w:t>[Description de ce que vous avez réalisé</w:t>
-      </w:r>
-      <w:r>
-        <w:t> :</w:t>
-      </w:r>
-    </w:p>
-    <w:p>
-      <w:pPr>
-        <w:pStyle w:val="Paragraphedeliste"/>
-        <w:numPr>
-          <w:ilvl w:val="0"/>
-          <w:numId w:val="4"/>
-        </w:numPr>
-      </w:pPr>
-      <w:r>
-        <w:lastRenderedPageBreak/>
-        <w:t>Contrôle ? (</w:t>
-      </w:r>
-      <w:r>
-        <w:t>microcontrôleur</w:t>
-      </w:r>
-      <w:r>
-        <w:t xml:space="preserve"> (si oui, lequel ?)</w:t>
-      </w:r>
-      <w:r>
-        <w:t xml:space="preserve">, </w:t>
-      </w:r>
-      <w:r>
-        <w:t>système numérique</w:t>
-      </w:r>
-      <w:r>
-        <w:t xml:space="preserve">, </w:t>
-      </w:r>
-      <w:r>
-        <w:t>contrôle manuel)</w:t>
-      </w:r>
-    </w:p>
-    <w:p>
-      <w:pPr>
-        <w:pStyle w:val="Paragraphedeliste"/>
-        <w:numPr>
-          <w:ilvl w:val="0"/>
-          <w:numId w:val="4"/>
-        </w:numPr>
-      </w:pPr>
-      <w:r>
-        <w:t xml:space="preserve">Alimentation </w:t>
-      </w:r>
-      <w:r>
-        <w:t xml:space="preserve">(batterie, USB, etc.) </w:t>
-      </w:r>
-      <w:r>
-        <w:t>?</w:t>
-      </w:r>
-    </w:p>
-    <w:p>
-      <w:pPr>
-        <w:pStyle w:val="Paragraphedeliste"/>
-        <w:numPr>
-          <w:ilvl w:val="0"/>
-          <w:numId w:val="4"/>
-        </w:numPr>
-      </w:pPr>
-      <w:r>
-        <w:t>Fonctionnalités implémentées</w:t>
-      </w:r>
-      <w:r>
-        <w:t xml:space="preserve"> par rapport à ce que vous vouliez faire au début du projet </w:t>
-      </w:r>
-      <w:r>
-        <w:t>]</w:t>
+        <w:t>Nous avons rencontré deux problèmes majeurs.</w:t>
       </w:r>
     </w:p>
     <w:p/>
     <w:p>
+      <w:r>
+        <w:t>Premièrement, il y a eu un manque de communication lors de la commande des composantes. En conséquence, la puce responsable de la gestion du hub USB 2.0, la CH334F, n’a pas été commandée. De plus, en date du 20 avril 2025, toutes les composantes utilisées proviennent de récupération, issues d’autres projets. Nous avons réussi à réunir tout le nécessaire sauf l’inducteur de 3.3</w:t>
+      </w:r>
+      <w:r>
+        <w:rPr>
+          <w:rFonts w:ascii="Times New Roman" w:hAnsi="Times New Roman"/>
+        </w:rPr>
+        <w:t> </w:t>
+      </w:r>
+      <w:r>
+        <w:rPr>
+          <w:rFonts w:cs="Amasis MT Pro"/>
+        </w:rPr>
+        <w:t>µ</w:t>
+      </w:r>
+      <w:r>
+        <w:t>H, l</w:t>
+      </w:r>
+      <w:r>
+        <w:rPr>
+          <w:rFonts w:cs="Amasis MT Pro"/>
+        </w:rPr>
+        <w:t>’</w:t>
+      </w:r>
+      <w:r>
+        <w:t>encodeur rotatif et le CH334F. Le hub est donc capable d</w:t>
+      </w:r>
+      <w:r>
+        <w:rPr>
+          <w:rFonts w:cs="Amasis MT Pro"/>
+        </w:rPr>
+        <w:t>’</w:t>
+      </w:r>
+      <w:r>
+        <w:t>alimenter d</w:t>
+      </w:r>
+      <w:r>
+        <w:rPr>
+          <w:rFonts w:cs="Amasis MT Pro"/>
+        </w:rPr>
+        <w:t>’</w:t>
+      </w:r>
+      <w:r>
+        <w:t>autres circuits, mais il ne peut pas communiquer via USB.</w:t>
+      </w:r>
+    </w:p>
+    <w:p/>
+    <w:p>
+      <w:r>
+        <w:t>Deuxièmement, nous avons eu beaucoup de difficultés avec les RP2350B. Il y a d’abord eu des problèmes de communication avec la puce, causés par un mauvais schéma électrique, ainsi que plusieurs défis liés à la soudure. En plus de ça, le RP2350B s’est avéré difficile à obtenir, et nous n’en avions pas de rechange. Pour ces raisons, la version finale, en date du 20 avril 2025, utilise à la place un dev board Raspberry Pi Pico RP2040.</w:t>
+      </w:r>
+    </w:p>
+    <w:p/>
+    <w:p>
+      <w:r>
+        <w:t>Cela étant dit, le code fonctionne, l’écran aussi, nous avons remplacé l’encodeur par un bouton-poussoir, et le hub est capable d’alimenter jusqu’à 4 circuits avec une tension de 5</w:t>
+      </w:r>
+      <w:r>
+        <w:rPr>
+          <w:rFonts w:ascii="Times New Roman" w:hAnsi="Times New Roman"/>
+        </w:rPr>
+        <w:t> </w:t>
+      </w:r>
+      <w:r>
+        <w:t>V et un courant maximal de 3</w:t>
+      </w:r>
+      <w:r>
+        <w:rPr>
+          <w:rFonts w:ascii="Times New Roman" w:hAnsi="Times New Roman"/>
+        </w:rPr>
+        <w:t> </w:t>
+      </w:r>
+      <w:r>
+        <w:t xml:space="preserve">A. </w:t>
+      </w:r>
+    </w:p>
+    <w:p>
       <w:pPr>
         <w:pStyle w:val="Titre3"/>
       </w:pPr>
-      <w:bookmarkStart w:id="8" w:name="_Toc175951141"/>
-      <w:bookmarkStart w:id="9" w:name="_Ref195895674"/>
-      <w:bookmarkStart w:id="10" w:name="_Ref195895678"/>
+      <w:bookmarkStart w:id="8" w:name="_Ref195895674"/>
+      <w:bookmarkStart w:id="9" w:name="_Ref195895678"/>
+      <w:bookmarkStart w:id="10" w:name="_Toc196086488"/>
       <w:r>
         <w:t>Présentation globale</w:t>
       </w:r>
@@ -2926,70 +2842,146 @@
     </w:p>
     <w:p>
       <w:r>
-        <w:t>[Sché</w:t>
-      </w:r>
-      <w:r>
-        <w:t xml:space="preserve">ma bloc qui relie les différentes parties du projet. </w:t>
-      </w:r>
-    </w:p>
-    <w:p>
-      <w:pPr>
-        <w:pStyle w:val="Paragraphedeliste"/>
-        <w:numPr>
-          <w:ilvl w:val="0"/>
-          <w:numId w:val="6"/>
-        </w:numPr>
-      </w:pPr>
-      <w:r>
-        <w:t>Flèches indiquant la transmission de données</w:t>
-      </w:r>
-      <w:r>
-        <w:t xml:space="preserve">, d’alimentation. </w:t>
-      </w:r>
-    </w:p>
-    <w:p>
-      <w:pPr>
-        <w:pStyle w:val="Paragraphedeliste"/>
-        <w:numPr>
-          <w:ilvl w:val="0"/>
-          <w:numId w:val="6"/>
-        </w:numPr>
-      </w:pPr>
-      <w:r>
-        <w:t>Les couleurs sont permises et encouragées pour des systèmes complexes</w:t>
-      </w:r>
-      <w:r>
-        <w:t xml:space="preserve">. </w:t>
-      </w:r>
-    </w:p>
-    <w:p>
-      <w:pPr>
-        <w:pStyle w:val="Paragraphedeliste"/>
-        <w:numPr>
-          <w:ilvl w:val="0"/>
-          <w:numId w:val="6"/>
-        </w:numPr>
-      </w:pPr>
-      <w:r>
-        <w:t>Aucun numéro de pièce (ex. un STM32 est le microcontrôleur</w:t>
-      </w:r>
-      <w:r>
-        <w:t>, pas besoin de savoir que c’est un STM32</w:t>
-      </w:r>
-      <w:r>
-        <w:t xml:space="preserve"> vu que vous l’avez déjà mentionné</w:t>
-      </w:r>
-      <w:r>
-        <w:t>)</w:t>
-      </w:r>
-    </w:p>
-    <w:p>
-      <w:r>
-        <w:t>Essayez d’expliquer visuellement comment le projet fonctionne, les modules (entrées/sorties), sans aller trop en détail puisque vous expliquerez plus tard les détails techniques.</w:t>
-      </w:r>
-      <w:r>
-        <w:t>]</w:t>
-      </w:r>
+        <w:t>Notre projet, le Hub Pomodoro, est un accessoire modulaire conçu spécifiquement pour les ordinateurs portables Framework, avec l’objectif de combiner utilité réelle, intégration matérielle et simplicité d’utilisation. Le dispositif prend la forme d’un hub USB 2.0 à 6 ports, entièrement compatible avec les ports interchangeables Framework, tout en intégrant une application Pomodoro directement accessible via un écran OLED et une interface utilisateur simple basée sur un encodeur rotatif ou un bouton unique.</w:t>
+      </w:r>
+    </w:p>
+    <w:p>
+      <w:r>
+        <w:t>L’idée derrière le projet était double :</w:t>
+      </w:r>
+    </w:p>
+    <w:p/>
+    <w:p>
+      <w:r>
+        <w:t>Répondre à un besoin réel — le manque de ports USB sur les ordinateurs Framework.</w:t>
+      </w:r>
+    </w:p>
+    <w:p>
+      <w:r>
+        <w:t>Concevoir un outil concret, réutilisable et personnellement utile — un minuteur Pomodoro physique qui s’intègre directement à notre environnement de travail quotidien.</w:t>
+      </w:r>
+    </w:p>
+    <w:p>
+      <w:r>
+        <w:t>Sur le plan technique, le système est séparé en deux parties principales :</w:t>
+      </w:r>
+    </w:p>
+    <w:p>
+      <w:r>
+        <w:t>Une section Hub USB 2.0, basée sur la puce CH334F, qui gère la distribution de l’alimentation et la connectivité USB.</w:t>
+      </w:r>
+    </w:p>
+    <w:p>
+      <w:r>
+        <w:t>Une section microcontrôleur, basée initialement sur le RP2350, puis remplacée par un RP2040, qui contrôle l’écran OLED, l’interface utilisateur, et l’application Pomodoro.</w:t>
+      </w:r>
+    </w:p>
+    <w:p/>
+    <w:p>
+      <w:r>
+        <w:t>Le tout est monté sur un PCB 4 couches symétrique de 0,8</w:t>
+      </w:r>
+      <w:r>
+        <w:rPr>
+          <w:rFonts w:ascii="Times New Roman" w:hAnsi="Times New Roman"/>
+        </w:rPr>
+        <w:t> </w:t>
+      </w:r>
+      <w:r>
+        <w:t>mm d</w:t>
+      </w:r>
+      <w:r>
+        <w:rPr>
+          <w:rFonts w:cs="Amasis MT Pro"/>
+        </w:rPr>
+        <w:t>’é</w:t>
+      </w:r>
+      <w:r>
+        <w:t>paisseur, conforme aux contraintes m</w:t>
+      </w:r>
+      <w:r>
+        <w:rPr>
+          <w:rFonts w:cs="Amasis MT Pro"/>
+        </w:rPr>
+        <w:t>é</w:t>
+      </w:r>
+      <w:r>
+        <w:t>caniques des modules Framework. L</w:t>
+      </w:r>
+      <w:r>
+        <w:rPr>
+          <w:rFonts w:cs="Amasis MT Pro"/>
+        </w:rPr>
+        <w:t>’</w:t>
+      </w:r>
+      <w:r>
+        <w:t>alimentation est centralis</w:t>
+      </w:r>
+      <w:r>
+        <w:rPr>
+          <w:rFonts w:cs="Amasis MT Pro"/>
+        </w:rPr>
+        <w:t>é</w:t>
+      </w:r>
+      <w:r>
+        <w:t xml:space="preserve">e, avec un circuit de protection </w:t>
+      </w:r>
+      <w:r>
+        <w:rPr>
+          <w:rFonts w:cs="Amasis MT Pro"/>
+        </w:rPr>
+        <w:t>à</w:t>
+      </w:r>
+      <w:r>
+        <w:t xml:space="preserve"> l</w:t>
+      </w:r>
+      <w:r>
+        <w:rPr>
+          <w:rFonts w:cs="Amasis MT Pro"/>
+        </w:rPr>
+        <w:t>’</w:t>
+      </w:r>
+      <w:r>
+        <w:t>entr</w:t>
+      </w:r>
+      <w:r>
+        <w:rPr>
+          <w:rFonts w:cs="Amasis MT Pro"/>
+        </w:rPr>
+        <w:t>é</w:t>
+      </w:r>
+      <w:r>
+        <w:t>e pour assurer la s</w:t>
+      </w:r>
+      <w:r>
+        <w:rPr>
+          <w:rFonts w:cs="Amasis MT Pro"/>
+        </w:rPr>
+        <w:t>é</w:t>
+      </w:r>
+      <w:r>
+        <w:t>curit</w:t>
+      </w:r>
+      <w:r>
+        <w:rPr>
+          <w:rFonts w:cs="Amasis MT Pro"/>
+        </w:rPr>
+        <w:t>é</w:t>
+      </w:r>
+      <w:r>
+        <w:t xml:space="preserve"> des composants et </w:t>
+      </w:r>
+      <w:r>
+        <w:rPr>
+          <w:rFonts w:cs="Amasis MT Pro"/>
+        </w:rPr>
+        <w:t>é</w:t>
+      </w:r>
+      <w:r>
+        <w:t>viter tout court-circuit en aval.</w:t>
+      </w:r>
+    </w:p>
+    <w:p>
       <w:r>
         <w:br w:type="page"/>
       </w:r>
@@ -2999,7 +2991,7 @@
         <w:pStyle w:val="Titre1"/>
         <w:spacing w:line="276" w:lineRule="auto"/>
       </w:pPr>
-      <w:bookmarkStart w:id="11" w:name="_Toc175951142"/>
+      <w:bookmarkStart w:id="11" w:name="_Toc196086489"/>
       <w:r>
         <w:lastRenderedPageBreak/>
         <w:t>Développement</w:t>
@@ -3011,7 +3003,7 @@
         <w:pStyle w:val="Titre2"/>
         <w:spacing w:before="0" w:line="276" w:lineRule="auto"/>
       </w:pPr>
-      <w:bookmarkStart w:id="12" w:name="_Toc175951143"/>
+      <w:bookmarkStart w:id="12" w:name="_Toc196086490"/>
       <w:r>
         <w:t>Conception électronique</w:t>
       </w:r>
@@ -3022,7 +3014,7 @@
         <w:pStyle w:val="Titre3"/>
         <w:spacing w:line="276" w:lineRule="auto"/>
       </w:pPr>
-      <w:bookmarkStart w:id="13" w:name="_Toc175951144"/>
+      <w:bookmarkStart w:id="13" w:name="_Toc196086491"/>
       <w:r>
         <w:t>Choix technologiques</w:t>
       </w:r>
@@ -3030,119 +3022,46 @@
     </w:p>
     <w:p>
       <w:r>
-        <w:t>[</w:t>
-      </w:r>
-      <w:r>
-        <w:t xml:space="preserve">Expliquer pourquoi vous avez choisi le </w:t>
-      </w:r>
-      <w:r>
-        <w:t>microcontrôleur</w:t>
-      </w:r>
-      <w:r>
-        <w:t xml:space="preserve"> dans votre projet.</w:t>
-      </w:r>
-      <w:r>
-        <w:t xml:space="preserve"> Si vous n’en avez pas, </w:t>
-      </w:r>
-      <w:r>
-        <w:t>par quoi l’avez-vous remplacé et pourquoi ?]</w:t>
+        <w:t>Le choix du RP2040 ou du RP2350 comme microcontrôleur s'explique principalement par leur compatibilité avec MicroPython, un langage de haut niveau particulièrement adapté au prototypage rapide. MicroPython permet de développer rapidement, de tester facilement les fonctions, et surtout, il rend le code beaucoup plus lisible et modifiable, ce qui est idéal pour un projet évolutif comme le Hub Pomodoro. Le RP2040, avec sa double-core ARM Cortex-M0+ et son large support communautaire, est déjà bien éprouvé. Le RP2350, quant à lui, est une nouvelle version plus intégrée, avec davantage de fonctionnalités, et qui garde la compatibilité avec l’écosystème Raspberry Pi tout en offrant une meilleure efficacité énergétique et des options de connectivité plus modernes.</w:t>
       </w:r>
     </w:p>
     <w:p/>
     <w:p>
       <w:r>
-        <w:t>[</w:t>
-      </w:r>
-      <w:r>
-        <w:t xml:space="preserve">Minimalement </w:t>
-      </w:r>
-      <w:r>
-        <w:t>1 autre élément de votre projet (</w:t>
-      </w:r>
-      <w:r>
-        <w:t>module, capteur, composant particulier</w:t>
-      </w:r>
-      <w:r>
-        <w:t>)</w:t>
-      </w:r>
-      <w:r>
-        <w:t xml:space="preserve">, au choix, </w:t>
-      </w:r>
-      <w:r>
-        <w:t>où vous avez fait un</w:t>
-      </w:r>
-      <w:r>
-        <w:t xml:space="preserve">e décision </w:t>
-      </w:r>
-      <w:r>
-        <w:t>majeur</w:t>
-      </w:r>
-      <w:r>
-        <w:t>e</w:t>
-      </w:r>
-      <w:r>
-        <w:t xml:space="preserve"> de conception.</w:t>
-      </w:r>
-      <w:r>
-        <w:t>]</w:t>
-      </w:r>
-    </w:p>
-    <w:p>
-      <w:pPr>
-        <w:pStyle w:val="Titre4"/>
-      </w:pPr>
+        <w:t>Nous avons choisi d’intégrer un encodeur rotatif avec bouton intégré comme interface principale, car c’est une solution à la fois compacte, intuitive et agréable à utiliser. Il permet une navigation fluide dans les menus, un réglage précis des durées, et son bouton intégré ajoute une fonctionnalité de validation ou de retour très pratique. C’est une interface qui donne une sensation physique de contrôle, plus satisfaisante qu’un simple bouton ou une interface tactile dans un contexte aussi simple.</w:t>
+      </w:r>
+    </w:p>
+    <w:p/>
+    <w:p>
+      <w:r>
+        <w:t>L’ajout d’un écran était essentiel pour rendre le minuteur Pomodoro réellement utilisable. L’affichage permet de visualiser en temps réel le temps restant, de changer les modes (focus, pause, longues pauses), d’ajouter des animations ou icônes ludiques, et même de présenter des statistiques à l’utilisateur. Sans écran, le dispositif perd une grande partie de son aspect interactif et esthétique.</w:t>
+      </w:r>
+    </w:p>
+    <w:p/>
+    <w:p>
+      <w:r>
+        <w:t>Enfin, le choix du CH334F pour la gestion du hub USB 2.0 repose sur sa simplicité d’intégration et son coût réduit. C’est une puce pensée pour les projets compacts qui nécessitent à la fois alimentation et communication USB, tout en maintenant une compatibilité avec les normes USB 2.0. Elle permet d’ajouter plusieurs ports USB tout en minimisant la complexité du circuit imprimé, ce qui en fait un excellent choix pour un projet comme le nôtre.</w:t>
+      </w:r>
+    </w:p>
+    <w:p>
+      <w:r>
+        <w:br w:type="page"/>
+      </w:r>
     </w:p>
     <w:p>
       <w:pPr>
         <w:pStyle w:val="Titre3"/>
         <w:spacing w:line="276" w:lineRule="auto"/>
       </w:pPr>
-      <w:bookmarkStart w:id="14" w:name="_Toc175951145"/>
-      <w:r>
+      <w:bookmarkStart w:id="14" w:name="_Toc196086492"/>
+      <w:r>
+        <w:lastRenderedPageBreak/>
         <w:t>Schémas électriques</w:t>
       </w:r>
       <w:r>
         <w:t xml:space="preserve"> et conception PCB</w:t>
       </w:r>
       <w:bookmarkEnd w:id="14"/>
-    </w:p>
-    <w:p>
-      <w:pPr>
-        <w:spacing w:after="160" w:line="259" w:lineRule="auto"/>
-      </w:pPr>
-      <w:r>
-        <w:t xml:space="preserve">[Présentation du schéma électrique </w:t>
-      </w:r>
-      <w:r>
-        <w:t>complet</w:t>
-      </w:r>
-      <w:r>
-        <w:t xml:space="preserve"> </w:t>
-      </w:r>
-      <w:r>
-        <w:t xml:space="preserve">(1 image/page) </w:t>
-      </w:r>
-      <w:r>
-        <w:t>et du PCB (dessus et dessous, une couche visible à la fois)</w:t>
-      </w:r>
-      <w:r>
-        <w:t>.</w:t>
-      </w:r>
-      <w:r>
-        <w:t xml:space="preserve"> Il devrait y avoir </w:t>
-      </w:r>
-      <w:r>
-        <w:t>un minimum de 3 images, ou plus selon le nombre de pages dans votre schéma.</w:t>
-      </w:r>
-      <w:r>
-        <w:t xml:space="preserve"> </w:t>
-      </w:r>
-      <w:r>
-        <w:t>Vous pouvez mettre les images en annexe</w:t>
-      </w:r>
-      <w:r>
-        <w:t xml:space="preserve"> et seulement référencer / montrer des images des sections sur lesquelles vous allez plus en détail.]</w:t>
-      </w:r>
     </w:p>
     <w:p>
       <w:pPr>
@@ -3150,72 +3069,159 @@
         <w:jc w:val="left"/>
       </w:pPr>
       <w:r>
-        <w:t>[Expliquez le fonctionnement</w:t>
-      </w:r>
-      <w:r>
-        <w:t xml:space="preserve"> </w:t>
-      </w:r>
-      <w:r>
-        <w:t>électrique</w:t>
-      </w:r>
-      <w:r>
-        <w:t xml:space="preserve"> général</w:t>
-      </w:r>
-      <w:r>
-        <w:t xml:space="preserve"> de la solution</w:t>
-      </w:r>
-      <w:r>
-        <w:t xml:space="preserve">. </w:t>
-      </w:r>
-    </w:p>
-    <w:p>
-      <w:pPr>
-        <w:pStyle w:val="Paragraphedeliste"/>
-        <w:numPr>
-          <w:ilvl w:val="0"/>
-          <w:numId w:val="7"/>
-        </w:numPr>
+        <w:rPr>
+          <w:noProof/>
+          <w14:ligatures w14:val="standardContextual"/>
+        </w:rPr>
+        <mc:AlternateContent>
+          <mc:Choice Requires="wps">
+            <w:drawing>
+              <wp:anchor distT="0" distB="0" distL="114300" distR="114300" simplePos="0" relativeHeight="251659264" behindDoc="0" locked="0" layoutInCell="1" allowOverlap="1" wp14:anchorId="7FA1198B" wp14:editId="380FEA2F">
+                <wp:simplePos x="0" y="0"/>
+                <wp:positionH relativeFrom="column">
+                  <wp:posOffset>654685</wp:posOffset>
+                </wp:positionH>
+                <wp:positionV relativeFrom="paragraph">
+                  <wp:posOffset>1181099</wp:posOffset>
+                </wp:positionV>
+                <wp:extent cx="45719" cy="2914650"/>
+                <wp:effectExtent l="571500" t="76200" r="50165" b="19050"/>
+                <wp:wrapNone/>
+                <wp:docPr id="112537245" name="Connecteur : en angle 4"/>
+                <wp:cNvGraphicFramePr/>
+                <a:graphic xmlns:a="http://schemas.openxmlformats.org/drawingml/2006/main">
+                  <a:graphicData uri="http://schemas.microsoft.com/office/word/2010/wordprocessingShape">
+                    <wps:wsp>
+                      <wps:cNvCnPr/>
+                      <wps:spPr>
+                        <a:xfrm flipH="1" flipV="1">
+                          <a:off x="0" y="0"/>
+                          <a:ext cx="45719" cy="2914650"/>
+                        </a:xfrm>
+                        <a:prstGeom prst="bentConnector3">
+                          <a:avLst>
+                            <a:gd name="adj1" fmla="val 1359006"/>
+                          </a:avLst>
+                        </a:prstGeom>
+                        <a:ln>
+                          <a:tailEnd type="triangle"/>
+                        </a:ln>
+                      </wps:spPr>
+                      <wps:style>
+                        <a:lnRef idx="1">
+                          <a:schemeClr val="dk1"/>
+                        </a:lnRef>
+                        <a:fillRef idx="0">
+                          <a:schemeClr val="dk1"/>
+                        </a:fillRef>
+                        <a:effectRef idx="0">
+                          <a:schemeClr val="dk1"/>
+                        </a:effectRef>
+                        <a:fontRef idx="minor">
+                          <a:schemeClr val="tx1"/>
+                        </a:fontRef>
+                      </wps:style>
+                      <wps:bodyPr/>
+                    </wps:wsp>
+                  </a:graphicData>
+                </a:graphic>
+                <wp14:sizeRelH relativeFrom="margin">
+                  <wp14:pctWidth>0</wp14:pctWidth>
+                </wp14:sizeRelH>
+                <wp14:sizeRelV relativeFrom="margin">
+                  <wp14:pctHeight>0</wp14:pctHeight>
+                </wp14:sizeRelV>
+              </wp:anchor>
+            </w:drawing>
+          </mc:Choice>
+          <mc:Fallback>
+            <w:pict>
+              <v:shapetype w14:anchorId="74ECB728" id="_x0000_t34" coordsize="21600,21600" o:spt="34" o:oned="t" adj="10800" path="m,l@0,0@0,21600,21600,21600e" filled="f">
+                <v:stroke joinstyle="miter"/>
+                <v:formulas>
+                  <v:f eqn="val #0"/>
+                </v:formulas>
+                <v:path arrowok="t" fillok="f" o:connecttype="none"/>
+                <v:handles>
+                  <v:h position="#0,center"/>
+                </v:handles>
+                <o:lock v:ext="edit" shapetype="t"/>
+              </v:shapetype>
+              <v:shape id="Connecteur : en angle 4" o:spid="_x0000_s1026" type="#_x0000_t34" style="position:absolute;margin-left:51.55pt;margin-top:93pt;width:3.6pt;height:229.5pt;flip:x y;z-index:251659264;visibility:visible;mso-wrap-style:square;mso-width-percent:0;mso-height-percent:0;mso-wrap-distance-left:9pt;mso-wrap-distance-top:0;mso-wrap-distance-right:9pt;mso-wrap-distance-bottom:0;mso-position-horizontal:absolute;mso-position-horizontal-relative:text;mso-position-vertical:absolute;mso-position-vertical-relative:text;mso-width-percent:0;mso-height-percent:0;mso-width-relative:margin;mso-height-relative:margin" o:gfxdata="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" adj="293545" strokecolor="black [3200]" strokeweight=".5pt">
+                <v:stroke endarrow="block"/>
+              </v:shape>
+            </w:pict>
+          </mc:Fallback>
+        </mc:AlternateContent>
+      </w:r>
+      <w:r>
+        <w:rPr>
+          <w:noProof/>
+        </w:rPr>
+        <w:drawing>
+          <wp:inline distT="0" distB="0" distL="0" distR="0" wp14:anchorId="30F6AFFC" wp14:editId="5E6D975D">
+            <wp:extent cx="5943600" cy="6124575"/>
+            <wp:effectExtent l="0" t="0" r="0" b="9525"/>
+            <wp:docPr id="158287675" name="Image 2"/>
+            <wp:cNvGraphicFramePr>
+              <a:graphicFrameLocks xmlns:a="http://schemas.openxmlformats.org/drawingml/2006/main" noChangeAspect="1"/>
+            </wp:cNvGraphicFramePr>
+            <a:graphic xmlns:a="http://schemas.openxmlformats.org/drawingml/2006/main">
+              <a:graphicData uri="http://schemas.openxmlformats.org/drawingml/2006/picture">
+                <pic:pic xmlns:pic="http://schemas.openxmlformats.org/drawingml/2006/picture">
+                  <pic:nvPicPr>
+                    <pic:cNvPr id="0" name="Picture 3"/>
+                    <pic:cNvPicPr>
+                      <a:picLocks noChangeAspect="1" noChangeArrowheads="1"/>
+                    </pic:cNvPicPr>
+                  </pic:nvPicPr>
+                  <pic:blipFill>
+                    <a:blip r:embed="rId13">
+                      <a:extLst>
+                        <a:ext uri="{28A0092B-C50C-407E-A947-70E740481C1C}">
+                          <a14:useLocalDpi xmlns:a14="http://schemas.microsoft.com/office/drawing/2010/main" val="0"/>
+                        </a:ext>
+                      </a:extLst>
+                    </a:blip>
+                    <a:srcRect/>
+                    <a:stretch>
+                      <a:fillRect/>
+                    </a:stretch>
+                  </pic:blipFill>
+                  <pic:spPr bwMode="auto">
+                    <a:xfrm>
+                      <a:off x="0" y="0"/>
+                      <a:ext cx="5943600" cy="6124575"/>
+                    </a:xfrm>
+                    <a:prstGeom prst="rect">
+                      <a:avLst/>
+                    </a:prstGeom>
+                    <a:noFill/>
+                    <a:ln>
+                      <a:noFill/>
+                    </a:ln>
+                  </pic:spPr>
+                </pic:pic>
+              </a:graphicData>
+            </a:graphic>
+          </wp:inline>
+        </w:drawing>
+      </w:r>
+    </w:p>
+    <w:p>
+      <w:pPr>
         <w:spacing w:after="160" w:line="259" w:lineRule="auto"/>
         <w:jc w:val="left"/>
       </w:pPr>
       <w:r>
-        <w:t xml:space="preserve">Si vous aviez des commentaires particuliers de la </w:t>
-      </w:r>
-      <w:r>
-        <w:fldChar w:fldCharType="begin"/>
-      </w:r>
-      <w:r>
-        <w:instrText xml:space="preserve"> REF _Ref195895674 \h </w:instrText>
-      </w:r>
-      <w:r>
-        <w:fldChar w:fldCharType="separate"/>
-      </w:r>
-      <w:r>
-        <w:t>Présentation globale</w:t>
-      </w:r>
-      <w:r>
-        <w:fldChar w:fldCharType="end"/>
-      </w:r>
-      <w:r>
-        <w:t xml:space="preserve"> liés à l’électronique, vous pouvez les ajouter ici. </w:t>
-      </w:r>
-    </w:p>
-    <w:p>
-      <w:pPr>
-        <w:pStyle w:val="Paragraphedeliste"/>
-        <w:numPr>
-          <w:ilvl w:val="0"/>
-          <w:numId w:val="7"/>
-        </w:numPr>
+        <w:t>Le circuit a été conçu de manière que la section Pomodoro soit totalement indépendante du hub USB 2.0, à l’exception de l’alimentation partagée. Cette séparation permet d’isoler les problèmes potentiels entre les deux systèmes, ce qui rend le déverminage (debugging) beaucoup plus simple et efficace. Le microcontrôleur n’est utilisé que pour le fonctionnement de l’application Pomodoro et n’interagit pas avec la gestion USB du hub.</w:t>
+      </w:r>
+    </w:p>
+    <w:p>
+      <w:pPr>
         <w:spacing w:after="160" w:line="259" w:lineRule="auto"/>
         <w:jc w:val="left"/>
       </w:pPr>
-      <w:r>
-        <w:t>Vous pouvez également justifier des choix de placement particuliers de compiosants.</w:t>
-      </w:r>
-      <w:r>
-        <w:t>]</w:t>
-      </w:r>
     </w:p>
     <w:p>
       <w:pPr>
@@ -3223,155 +3229,8 @@
         <w:jc w:val="left"/>
       </w:pPr>
       <w:r>
-        <w:rPr>
-          <w:i/>
-          <w:iCs/>
-        </w:rPr>
-        <w:t>[</w:t>
-      </w:r>
-      <w:r>
-        <w:rPr>
-          <w:i/>
-          <w:iCs/>
-        </w:rPr>
-        <w:t xml:space="preserve">Le schéma électrique </w:t>
-      </w:r>
-      <w:r>
-        <w:rPr>
-          <w:i/>
-          <w:iCs/>
-        </w:rPr>
-        <w:t xml:space="preserve">et le PCB comme tel </w:t>
-      </w:r>
-      <w:r>
-        <w:rPr>
-          <w:i/>
-          <w:iCs/>
-        </w:rPr>
-        <w:t>ser</w:t>
-      </w:r>
-      <w:r>
-        <w:rPr>
-          <w:i/>
-          <w:iCs/>
-        </w:rPr>
-        <w:t>ont</w:t>
-      </w:r>
-      <w:r>
-        <w:rPr>
-          <w:i/>
-          <w:iCs/>
-        </w:rPr>
-        <w:t xml:space="preserve"> noté</w:t>
-      </w:r>
-      <w:r>
-        <w:rPr>
-          <w:i/>
-          <w:iCs/>
-        </w:rPr>
-        <w:t>s</w:t>
-      </w:r>
-      <w:r>
-        <w:rPr>
-          <w:i/>
-          <w:iCs/>
-        </w:rPr>
-        <w:t xml:space="preserve"> séparément, mais l’explication est nécessaire</w:t>
-      </w:r>
-      <w:r>
-        <w:rPr>
-          <w:i/>
-          <w:iCs/>
-        </w:rPr>
-        <w:t xml:space="preserve"> pour la partie documentation</w:t>
-      </w:r>
-      <w:r>
-        <w:rPr>
-          <w:i/>
-          <w:iCs/>
-        </w:rPr>
-        <w:t>.</w:t>
-      </w:r>
-      <w:r>
-        <w:rPr>
-          <w:i/>
-          <w:iCs/>
-        </w:rPr>
-        <w:t xml:space="preserve"> Une explication supplémentaire qui explique un choix de conception PCB peut aider votre note dans cette catégorie.</w:t>
-      </w:r>
-      <w:r>
-        <w:rPr>
-          <w:i/>
-          <w:iCs/>
-        </w:rPr>
-        <w:t>]</w:t>
-      </w:r>
-    </w:p>
-    <w:p>
-      <w:pPr>
-        <w:rPr>
-          <w:u w:val="single"/>
-        </w:rPr>
-      </w:pPr>
-      <w:r>
-        <w:rPr>
-          <w:u w:val="single"/>
-        </w:rPr>
-        <w:t>[Une version PDF d</w:t>
-      </w:r>
-      <w:r>
-        <w:rPr>
-          <w:u w:val="single"/>
-        </w:rPr>
-        <w:t>u schéma électrique</w:t>
-      </w:r>
-      <w:r>
-        <w:rPr>
-          <w:u w:val="single"/>
-        </w:rPr>
-        <w:t xml:space="preserve"> et des fichiers GERBERs</w:t>
-      </w:r>
-      <w:r>
-        <w:rPr>
-          <w:u w:val="single"/>
-        </w:rPr>
-        <w:t xml:space="preserve"> </w:t>
-      </w:r>
-      <w:r>
-        <w:rPr>
-          <w:u w:val="single"/>
-        </w:rPr>
-        <w:t>doi</w:t>
-      </w:r>
-      <w:r>
-        <w:rPr>
-          <w:u w:val="single"/>
-        </w:rPr>
-        <w:t>vent</w:t>
-      </w:r>
-      <w:r>
-        <w:rPr>
-          <w:u w:val="single"/>
-        </w:rPr>
-        <w:t xml:space="preserve"> être inclu</w:t>
-      </w:r>
-      <w:r>
-        <w:rPr>
-          <w:u w:val="single"/>
-        </w:rPr>
-        <w:t>s</w:t>
-      </w:r>
-      <w:r>
-        <w:rPr>
-          <w:u w:val="single"/>
-        </w:rPr>
-        <w:t xml:space="preserve"> séparément</w:t>
-      </w:r>
-      <w:r>
-        <w:rPr>
-          <w:u w:val="single"/>
-        </w:rPr>
-        <w:t xml:space="preserve"> dans le dossier de remise]</w:t>
+        <w:lastRenderedPageBreak/>
+        <w:t>Un circuit de protection a également été ajouté à l’entrée USB-C du Raspberry Pi Pico ainsi qu’à l’entrée destinée au port modulaire Framework. En revanche, aucune protection n’a été ajoutée aux sorties des ports USB gérés par le CH334F. L’idée ici est que la protection en amont (à l’entrée) soit suffisante pour bloquer l’alimentation en cas de problème en aval, simplifiant ainsi la conception tout en assurant un minimum de sécurité électrique.</w:t>
       </w:r>
     </w:p>
     <w:p>
@@ -3379,146 +3238,62 @@
         <w:spacing w:after="160" w:line="259" w:lineRule="auto"/>
         <w:jc w:val="left"/>
       </w:pPr>
+      <w:r>
+        <w:t>Pour plus de détail, allez voir le schéma électrique dans le même répertoire que ce document.</w:t>
+      </w:r>
     </w:p>
     <w:p>
       <w:pPr>
         <w:spacing w:after="160" w:line="259" w:lineRule="auto"/>
         <w:jc w:val="left"/>
-        <w:rPr>
-          <w:rFonts w:ascii="Amasis MT Pro Medium" w:hAnsi="Amasis MT Pro Medium"/>
-        </w:rPr>
-      </w:pPr>
-      <w:r>
-        <w:br w:type="page"/>
-      </w:r>
-    </w:p>
-    <w:p>
-      <w:pPr>
-        <w:pStyle w:val="Titre2"/>
-      </w:pPr>
-      <w:bookmarkStart w:id="15" w:name="_Toc175951146"/>
-      <w:r>
-        <w:lastRenderedPageBreak/>
-        <w:t>Conception informatique</w:t>
-      </w:r>
-      <w:r>
-        <w:t xml:space="preserve"> </w:t>
-      </w:r>
-      <w:bookmarkEnd w:id="15"/>
-    </w:p>
-    <w:p>
-      <w:pPr>
-        <w:pStyle w:val="Titre3"/>
-      </w:pPr>
-      <w:bookmarkStart w:id="16" w:name="_Toc175951147"/>
-      <w:r>
-        <w:t>Présentation globale du code</w:t>
-      </w:r>
-      <w:bookmarkEnd w:id="16"/>
-    </w:p>
-    <w:p>
-      <w:r>
-        <w:t xml:space="preserve">[Schéma bloc </w:t>
-      </w:r>
-      <w:r>
-        <w:t>général</w:t>
-      </w:r>
-      <w:r>
-        <w:t xml:space="preserve"> du fonctionnement du code</w:t>
-      </w:r>
-      <w:r>
-        <w:t xml:space="preserve"> (pas besoin d’aller en détail, mais je veux pouvoir comprendre</w:t>
-      </w:r>
-      <w:r>
-        <w:t xml:space="preserve"> la logique de votre code</w:t>
-      </w:r>
-      <w:r>
-        <w:t>).</w:t>
-      </w:r>
-      <w:r>
-        <w:t xml:space="preserve"> Ceci peut aider votre note en complexité software en fonction de l’explication.</w:t>
-      </w:r>
-      <w:r>
-        <w:t>]</w:t>
-      </w:r>
-    </w:p>
-    <w:p/>
-    <w:p>
-      <w:r>
-        <w:t>[Éléments pertinents à mentionner :</w:t>
-      </w:r>
-    </w:p>
-    <w:p>
-      <w:pPr>
-        <w:pStyle w:val="Paragraphedeliste"/>
-        <w:numPr>
-          <w:ilvl w:val="0"/>
-          <w:numId w:val="8"/>
-        </w:numPr>
-      </w:pPr>
-      <w:r>
-        <w:t>Logique en MEF ? Sinon, comment faite-vous la gestion d’actions ?</w:t>
-      </w:r>
-    </w:p>
-    <w:p>
-      <w:pPr>
-        <w:pStyle w:val="Paragraphedeliste"/>
-        <w:numPr>
-          <w:ilvl w:val="0"/>
-          <w:numId w:val="8"/>
-        </w:numPr>
-      </w:pPr>
-      <w:r>
-        <w:t>Utilisation d’interruptions?</w:t>
-      </w:r>
-    </w:p>
-    <w:p>
-      <w:pPr>
-        <w:pStyle w:val="Paragraphedeliste"/>
-        <w:numPr>
-          <w:ilvl w:val="0"/>
-          <w:numId w:val="8"/>
-        </w:numPr>
-      </w:pPr>
-      <w:r>
-        <w:t>Protocoles de communication implémentés ?</w:t>
-      </w:r>
-    </w:p>
-    <w:p>
-      <w:pPr>
-        <w:pStyle w:val="Paragraphedeliste"/>
-        <w:numPr>
-          <w:ilvl w:val="0"/>
-          <w:numId w:val="8"/>
-        </w:numPr>
-      </w:pPr>
-      <w:r>
-        <w:t>Etc, selon ce que vous trouvez pertinent!]</w:t>
-      </w:r>
-    </w:p>
-    <w:p/>
-    <w:p>
-      <w:pPr>
-        <w:pStyle w:val="Titre3"/>
-      </w:pPr>
-      <w:bookmarkStart w:id="17" w:name="_Toc175951148"/>
-      <w:r>
-        <w:t>Librairies</w:t>
-      </w:r>
-      <w:bookmarkEnd w:id="17"/>
-    </w:p>
-    <w:p>
-      <w:r>
-        <w:t>[Présentation des librairies utilisées dans le projet et justification.</w:t>
-      </w:r>
-      <w:r>
-        <w:t xml:space="preserve"> Ceci peut aider votre note en complexité software en fonction de la justification.</w:t>
-      </w:r>
-      <w:r>
-        <w:t xml:space="preserve"> Si vous avez apporté des modifications à des librairies, mentionnez-les aussi!</w:t>
-      </w:r>
-      <w:r>
-        <w:t>]</w:t>
+      </w:pPr>
+      <w:r>
+        <w:t>La conception du PCB a été réalisée en 4 couches, afin de mieux gérer les signaux différentiels USB et la distribution de puissance. Le circuit comprend un total de 6 ports USB, chacun devant être capable de fournir jusqu’à 5</w:t>
+      </w:r>
+      <w:r>
+        <w:rPr>
+          <w:rFonts w:ascii="Times New Roman" w:hAnsi="Times New Roman"/>
+        </w:rPr>
+        <w:t> </w:t>
+      </w:r>
+      <w:r>
+        <w:t>V / 3</w:t>
+      </w:r>
+      <w:r>
+        <w:rPr>
+          <w:rFonts w:ascii="Times New Roman" w:hAnsi="Times New Roman"/>
+        </w:rPr>
+        <w:t> </w:t>
+      </w:r>
+      <w:r>
+        <w:t>A, tout en respectant les exigences en mati</w:t>
+      </w:r>
+      <w:r>
+        <w:rPr>
+          <w:rFonts w:cs="Amasis MT Pro"/>
+        </w:rPr>
+        <w:t>è</w:t>
+      </w:r>
+      <w:r>
+        <w:t>re de lignes diff</w:t>
+      </w:r>
+      <w:r>
+        <w:rPr>
+          <w:rFonts w:cs="Amasis MT Pro"/>
+        </w:rPr>
+        <w:t>é</w:t>
+      </w:r>
+      <w:r>
+        <w:t>rentielles pour la transmission de donn</w:t>
+      </w:r>
+      <w:r>
+        <w:rPr>
+          <w:rFonts w:cs="Amasis MT Pro"/>
+        </w:rPr>
+        <w:t>é</w:t>
+      </w:r>
+      <w:r>
+        <w:t>es.</w:t>
       </w:r>
     </w:p>
     <w:p>
@@ -3526,15 +3301,237 @@
         <w:spacing w:after="160" w:line="259" w:lineRule="auto"/>
         <w:jc w:val="left"/>
       </w:pPr>
-      <w:r>
-        <w:br w:type="page"/>
+    </w:p>
+    <w:p>
+      <w:pPr>
+        <w:spacing w:after="160" w:line="259" w:lineRule="auto"/>
+        <w:jc w:val="left"/>
+      </w:pPr>
+      <w:r>
+        <w:t>Le PCB a été conçu de façon symétrique, ce qui permet une utilisation identique quel que soit le côté de l’ordinateur Framework sur lequel il est branché. Cette approche réduit les erreurs d’orientation et améliore l’ergonomie.</w:t>
+      </w:r>
+    </w:p>
+    <w:p>
+      <w:pPr>
+        <w:spacing w:after="160" w:line="259" w:lineRule="auto"/>
+        <w:jc w:val="left"/>
+      </w:pPr>
+    </w:p>
+    <w:p>
+      <w:pPr>
+        <w:spacing w:after="160" w:line="259" w:lineRule="auto"/>
+        <w:jc w:val="left"/>
+      </w:pPr>
+      <w:r>
+        <w:t>Enfin, le PCB a une épaisseur de 0,8</w:t>
+      </w:r>
+      <w:r>
+        <w:rPr>
+          <w:rFonts w:ascii="Times New Roman" w:hAnsi="Times New Roman"/>
+        </w:rPr>
+        <w:t> </w:t>
+      </w:r>
+      <w:r>
+        <w:t>mm, une contrainte m</w:t>
+      </w:r>
+      <w:r>
+        <w:rPr>
+          <w:rFonts w:cs="Amasis MT Pro"/>
+        </w:rPr>
+        <w:t>é</w:t>
+      </w:r>
+      <w:r>
+        <w:t>canique impos</w:t>
+      </w:r>
+      <w:r>
+        <w:rPr>
+          <w:rFonts w:cs="Amasis MT Pro"/>
+        </w:rPr>
+        <w:t>é</w:t>
+      </w:r>
+      <w:r>
+        <w:t xml:space="preserve">e par le format des ports interchangeables des ordinateurs Framework. Cette </w:t>
+      </w:r>
+      <w:r>
+        <w:rPr>
+          <w:rFonts w:cs="Amasis MT Pro"/>
+        </w:rPr>
+        <w:t>é</w:t>
+      </w:r>
+      <w:r>
+        <w:t>paisseur permet une insertion correcte dans les emplacements pr</w:t>
+      </w:r>
+      <w:r>
+        <w:rPr>
+          <w:rFonts w:cs="Amasis MT Pro"/>
+        </w:rPr>
+        <w:t>é</w:t>
+      </w:r>
+      <w:r>
+        <w:t xml:space="preserve">vus </w:t>
+      </w:r>
+      <w:r>
+        <w:rPr>
+          <w:rFonts w:cs="Amasis MT Pro"/>
+        </w:rPr>
+        <w:t>à</w:t>
+      </w:r>
+      <w:r>
+        <w:t xml:space="preserve"> cet effet, tout en maintenant une bonne solidit</w:t>
+      </w:r>
+      <w:r>
+        <w:rPr>
+          <w:rFonts w:cs="Amasis MT Pro"/>
+        </w:rPr>
+        <w:t>é</w:t>
+      </w:r>
+      <w:r>
+        <w:t>.</w:t>
+      </w:r>
+    </w:p>
+    <w:p>
+      <w:pPr>
+        <w:spacing w:after="160" w:line="259" w:lineRule="auto"/>
+        <w:jc w:val="left"/>
+      </w:pPr>
+      <w:r>
+        <w:t>Pour plus de détail, allez voir le PCB dans le même répertoire que ce document.</w:t>
       </w:r>
     </w:p>
     <w:p>
       <w:pPr>
         <w:pStyle w:val="Titre2"/>
       </w:pPr>
-      <w:bookmarkStart w:id="18" w:name="_Toc175951149"/>
+      <w:bookmarkStart w:id="15" w:name="_Toc196086493"/>
+      <w:r>
+        <w:t>Conception informatique</w:t>
+      </w:r>
+      <w:bookmarkEnd w:id="15"/>
+      <w:r>
+        <w:t xml:space="preserve"> </w:t>
+      </w:r>
+    </w:p>
+    <w:p>
+      <w:pPr>
+        <w:pStyle w:val="Titre3"/>
+      </w:pPr>
+      <w:bookmarkStart w:id="16" w:name="_Toc196086494"/>
+      <w:r>
+        <w:t>Présentation globale du code</w:t>
+      </w:r>
+      <w:bookmarkEnd w:id="16"/>
+    </w:p>
+    <w:p>
+      <w:r>
+        <w:rPr>
+          <w:noProof/>
+        </w:rPr>
+        <w:lastRenderedPageBreak/>
+        <w:drawing>
+          <wp:inline distT="0" distB="0" distL="0" distR="0" wp14:anchorId="016AEEB3" wp14:editId="003B8566">
+            <wp:extent cx="5943600" cy="3815080"/>
+            <wp:effectExtent l="0" t="0" r="0" b="0"/>
+            <wp:docPr id="1691282995" name="Image 1"/>
+            <wp:cNvGraphicFramePr>
+              <a:graphicFrameLocks xmlns:a="http://schemas.openxmlformats.org/drawingml/2006/main" noChangeAspect="1"/>
+            </wp:cNvGraphicFramePr>
+            <a:graphic xmlns:a="http://schemas.openxmlformats.org/drawingml/2006/main">
+              <a:graphicData uri="http://schemas.openxmlformats.org/drawingml/2006/picture">
+                <pic:pic xmlns:pic="http://schemas.openxmlformats.org/drawingml/2006/picture">
+                  <pic:nvPicPr>
+                    <pic:cNvPr id="1691282995" name=""/>
+                    <pic:cNvPicPr/>
+                  </pic:nvPicPr>
+                  <pic:blipFill>
+                    <a:blip r:embed="rId14"/>
+                    <a:stretch>
+                      <a:fillRect/>
+                    </a:stretch>
+                  </pic:blipFill>
+                  <pic:spPr>
+                    <a:xfrm>
+                      <a:off x="0" y="0"/>
+                      <a:ext cx="5943600" cy="3815080"/>
+                    </a:xfrm>
+                    <a:prstGeom prst="rect">
+                      <a:avLst/>
+                    </a:prstGeom>
+                  </pic:spPr>
+                </pic:pic>
+              </a:graphicData>
+            </a:graphic>
+          </wp:inline>
+        </w:drawing>
+      </w:r>
+    </w:p>
+    <w:p>
+      <w:r>
+        <w:t>En l’absence d’encodeur rotatif pour la navigation, nous avons décidé d’utiliser un seul bouton poussoir. La navigation dans les menus et l’interaction avec les valeurs se fait en mesurant la durée des appuis :</w:t>
+      </w:r>
+    </w:p>
+    <w:p/>
+    <w:p>
+      <w:r>
+        <w:t>Bt1 : Appui court</w:t>
+      </w:r>
+    </w:p>
+    <w:p>
+      <w:r>
+        <w:t>Bt2 : Appui long</w:t>
+      </w:r>
+    </w:p>
+    <w:p>
+      <w:r>
+        <w:t>Bt3 : Aucun signal détecté pendant plus de 4 secondes (inactivité)</w:t>
+      </w:r>
+    </w:p>
+    <w:p/>
+    <w:p>
+      <w:r>
+        <w:t>Cette méthode simple mais efficace permet de gérer différentes interactions sans interface complexe, tout en conservant une bonne expérience utilisateur.</w:t>
+      </w:r>
+    </w:p>
+    <w:p>
+      <w:pPr>
+        <w:pStyle w:val="Titre3"/>
+      </w:pPr>
+      <w:bookmarkStart w:id="17" w:name="_Toc196086495"/>
+      <w:r>
+        <w:t>Librairies</w:t>
+      </w:r>
+      <w:bookmarkEnd w:id="17"/>
+    </w:p>
+    <w:p>
+      <w:r>
+        <w:t>Nous avons utilisé et adapté quatre librairies dans ce projet, dont deux ont été développées par nous-mêmes, et deux proviennent de sources en ligne :</w:t>
+      </w:r>
+    </w:p>
+    <w:p/>
+    <w:p>
+      <w:r>
+        <w:t>SSD1306_I2C : Librairie trouvée en ligne, elle permet d’interagir avec les registres de l’écran OLED via le protocole I2C, et de contrôler l’affichage de base.</w:t>
+      </w:r>
+    </w:p>
+    <w:p>
+      <w:r>
+        <w:t>oled : Également trouvée en ligne, elle permet des fonctionnalités avancées telles que l’affichage d’images, la génération de texte, la sélection de polices variées, et même des animations.</w:t>
+      </w:r>
+    </w:p>
+    <w:p>
+      <w:r>
+        <w:t>OledScreen : Développée par nous, cette librairie combine les deux précédentes pour gérer l’affichage complet des menus et des différents états de l’application Pomodoro.</w:t>
+      </w:r>
+    </w:p>
+    <w:p>
+      <w:r>
+        <w:t>Button : Aussi développée en interne, cette librairie permet la gestion non-bloquante du bouton unique. Elle ne repose sur aucune interruption, et utilise un système de lecture cyclique pour détecter les différents types d’appuis.</w:t>
+      </w:r>
+    </w:p>
+    <w:p>
+      <w:pPr>
+        <w:pStyle w:val="Titre2"/>
+      </w:pPr>
+      <w:bookmarkStart w:id="18" w:name="_Toc196086496"/>
       <w:r>
         <w:lastRenderedPageBreak/>
         <w:t>Gestion</w:t>
@@ -3545,106 +3542,106 @@
       <w:pPr>
         <w:pStyle w:val="Titre3"/>
       </w:pPr>
-      <w:bookmarkStart w:id="19" w:name="_Toc175951150"/>
-      <w:r>
-        <w:t>Temps</w:t>
+      <w:bookmarkStart w:id="19" w:name="_Toc196086497"/>
+      <w:r>
+        <w:t>Budget</w:t>
       </w:r>
       <w:bookmarkEnd w:id="19"/>
     </w:p>
     <w:p>
       <w:r>
-        <w:t>[Quelles ont été vos échéances d’équipe? Quand avez-vous commandé les pièces, les PCBs, fait l’assemblage et le code?</w:t>
-      </w:r>
-      <w:r>
-        <w:t xml:space="preserve"> Commente</w:t>
-      </w:r>
-      <w:r>
-        <w:t>z</w:t>
-      </w:r>
-      <w:r>
-        <w:t>. Vous ne perdrez pas de points à être honnête! C’est plus avantageux d’apprendre de ses erreurs.</w:t>
-      </w:r>
-      <w:r>
-        <w:t>]</w:t>
+        <w:t xml:space="preserve">Parce que </w:t>
+      </w:r>
+      <w:r>
+        <w:t>toutes les pièces</w:t>
+      </w:r>
+      <w:r>
+        <w:t xml:space="preserve"> ont été recyclé, notre coùt de développement fut </w:t>
+      </w:r>
+      <w:r>
+        <w:t>relativement</w:t>
+      </w:r>
+      <w:r>
+        <w:t xml:space="preserve"> bas. </w:t>
+      </w:r>
+      <w:r>
+        <w:t xml:space="preserve">Ce qui nous a coûté le plus chère sont les commandes de PCB à cause du 0.8mm requis. </w:t>
+      </w:r>
+      <w:r>
+        <w:t xml:space="preserve">Il a le RP2350B à 3,76$, le dev board à 4,60$(x2), l’écran à 5.33$(x3) et les 2 commandes de PCB à 18.80$ (x2 + shipping). Au total, le développement de ce PCB </w:t>
+      </w:r>
+      <w:r>
+        <w:t>a</w:t>
+      </w:r>
+      <w:r>
+        <w:t xml:space="preserve"> couté </w:t>
+      </w:r>
+      <w:r>
+        <w:t>66.55$</w:t>
       </w:r>
     </w:p>
     <w:p/>
     <w:p>
-      <w:pPr>
-        <w:pStyle w:val="Titre3"/>
-      </w:pPr>
-      <w:bookmarkStart w:id="20" w:name="_Toc175951151"/>
-      <w:r>
-        <w:t>Budget</w:t>
-      </w:r>
-      <w:bookmarkEnd w:id="20"/>
-    </w:p>
-    <w:p>
-      <w:r>
-        <w:t xml:space="preserve">[Quelle quantité de budget comptiez-vous initialement utiliser? </w:t>
-      </w:r>
-      <w:r>
-        <w:tab/>
-        <w:t>Que</w:t>
-      </w:r>
-      <w:r>
-        <w:t xml:space="preserve">l a été votre réel coût de développement (pièces)? Combien de commandes de PCB avez-vous </w:t>
-      </w:r>
-      <w:r>
-        <w:t>effectué</w:t>
-      </w:r>
-      <w:r>
-        <w:t>?</w:t>
-      </w:r>
-      <w:r>
-        <w:t xml:space="preserve"> Pourquoi? Encore une fois, aucun point perdu pour l’honnêteté!</w:t>
-      </w:r>
-      <w:r>
-        <w:t>]</w:t>
-      </w:r>
-    </w:p>
-    <w:p>
-      <w:pPr>
-        <w:rPr>
-          <w:u w:val="single"/>
-        </w:rPr>
-      </w:pPr>
-      <w:r>
-        <w:rPr>
-          <w:u w:val="single"/>
-        </w:rPr>
-        <w:t>[</w:t>
-      </w:r>
-      <w:r>
-        <w:rPr>
-          <w:u w:val="single"/>
-        </w:rPr>
-        <w:t>Une version PDF</w:t>
-      </w:r>
-      <w:r>
-        <w:rPr>
-          <w:u w:val="single"/>
-        </w:rPr>
-        <w:t xml:space="preserve"> ou Excel</w:t>
-      </w:r>
-      <w:r>
-        <w:rPr>
-          <w:u w:val="single"/>
-        </w:rPr>
-        <w:t xml:space="preserve"> du BOM doit être inclue dans l</w:t>
-      </w:r>
-      <w:r>
-        <w:rPr>
-          <w:u w:val="single"/>
-        </w:rPr>
-        <w:t>e dossier de remise</w:t>
-      </w:r>
-      <w:r>
-        <w:rPr>
-          <w:u w:val="single"/>
-        </w:rPr>
-        <w:t>]</w:t>
-      </w:r>
+      <w:r>
+        <w:t>Si nous avions commandé toutes les pièces, le coût pour 1 Pomodoro Hub USB2.0 aurait été de 2</w:t>
+      </w:r>
+      <w:r>
+        <w:t>8</w:t>
+      </w:r>
+      <w:r>
+        <w:t xml:space="preserve">.84$ (20.84$ pour les pièces et </w:t>
+      </w:r>
+      <w:r>
+        <w:t>8</w:t>
+      </w:r>
+      <w:r>
+        <w:t>.00$ pour le PCB 4 couches).</w:t>
+      </w:r>
+    </w:p>
+    <w:bookmarkStart w:id="20" w:name="_MON_1806698702"/>
+    <w:bookmarkEnd w:id="20"/>
+    <w:p>
+      <w:pPr>
+        <w:jc w:val="center"/>
+      </w:pPr>
+      <w:r>
+        <w:object w:dxaOrig="7756" w:dyaOrig="14325" w14:anchorId="5781B0FB">
+          <v:shapetype id="_x0000_t75" coordsize="21600,21600" o:spt="75" o:preferrelative="t" path="m@4@5l@4@11@9@11@9@5xe" filled="f" stroked="f">
+            <v:stroke joinstyle="miter"/>
+            <v:formulas>
+              <v:f eqn="if lineDrawn pixelLineWidth 0"/>
+              <v:f eqn="sum @0 1 0"/>
+              <v:f eqn="sum 0 0 @1"/>
+              <v:f eqn="prod @2 1 2"/>
+              <v:f eqn="prod @3 21600 pixelWidth"/>
+              <v:f eqn="prod @3 21600 pixelHeight"/>
+              <v:f eqn="sum @0 0 1"/>
+              <v:f eqn="prod @6 1 2"/>
+              <v:f eqn="prod @7 21600 pixelWidth"/>
+              <v:f eqn="sum @8 21600 0"/>
+              <v:f eqn="prod @7 21600 pixelHeight"/>
+              <v:f eqn="sum @10 21600 0"/>
+            </v:formulas>
+            <v:path o:extrusionok="f" gradientshapeok="t" o:connecttype="rect"/>
+            <o:lock v:ext="edit" aspectratio="t"/>
+          </v:shapetype>
+          <v:shape id="_x0000_i1025" type="#_x0000_t75" style="width:387.75pt;height:649.5pt" o:ole="">
+            <v:imagedata r:id="rId15" o:title=""/>
+          </v:shape>
+          <o:OLEObject Type="Embed" ProgID="Excel.Sheet.12" ShapeID="_x0000_i1025" DrawAspect="Content" ObjectID="_1806699235" r:id="rId16"/>
+        </w:object>
+      </w:r>
+    </w:p>
+    <w:p>
+      <w:pPr>
+        <w:pStyle w:val="Titre1"/>
+      </w:pPr>
+      <w:bookmarkStart w:id="21" w:name="_Toc196086498"/>
+      <w:r>
+        <w:lastRenderedPageBreak/>
+        <w:t>Conclusion</w:t>
+      </w:r>
+      <w:bookmarkEnd w:id="21"/>
     </w:p>
     <w:p>
       <w:pPr>
@@ -3652,29 +3649,7 @@
         <w:jc w:val="left"/>
       </w:pPr>
       <w:r>
-        <w:br w:type="page"/>
-      </w:r>
-    </w:p>
-    <w:p>
-      <w:pPr>
-        <w:pStyle w:val="Titre1"/>
-      </w:pPr>
-      <w:bookmarkStart w:id="21" w:name="_Toc175951152"/>
-      <w:r>
-        <w:lastRenderedPageBreak/>
-        <w:t>Conclusion</w:t>
-      </w:r>
-      <w:bookmarkEnd w:id="21"/>
-    </w:p>
-    <w:p>
-      <w:r>
-        <w:t>[</w:t>
-      </w:r>
-      <w:r>
-        <w:t>Est-ce qu’il y a eu un gros changement entre l’idée initiale et le résultat? Si tu pouvais recommencer quelque chose, ce serait quoi?</w:t>
-      </w:r>
-      <w:r>
-        <w:t>]</w:t>
+        <w:t>Le développement du Hub Pomodoro a été une expérience riche en apprentissages, marquée par des défis techniques, des imprévus d’approvisionnement et de nombreuses itérations. Malgré les obstacles, nous avons réussi à livrer un prototype fonctionnel, capable de remplir ses deux rôles : alimenter plusieurs périphériques via USB et offrir une interface de gestion du temps basée sur la méthode Pomodoro.</w:t>
       </w:r>
     </w:p>
     <w:p>
@@ -3683,85 +3658,8 @@
         <w:jc w:val="left"/>
       </w:pPr>
       <w:r>
-        <w:br w:type="page"/>
-      </w:r>
-    </w:p>
-    <w:bookmarkStart w:id="22" w:name="_Toc175951153" w:displacedByCustomXml="next"/>
-    <w:sdt>
-      <w:sdtPr>
-        <w:rPr>
-          <w:rFonts w:ascii="Amasis MT Pro" w:eastAsia="Times New Roman" w:hAnsi="Amasis MT Pro" w:cs="Times New Roman"/>
-          <w:sz w:val="24"/>
-          <w:szCs w:val="24"/>
-        </w:rPr>
-        <w:id w:val="-778181129"/>
-        <w:docPartObj>
-          <w:docPartGallery w:val="Bibliographies"/>
-          <w:docPartUnique/>
-        </w:docPartObj>
-      </w:sdtPr>
-      <w:sdtContent>
-        <w:p>
-          <w:pPr>
-            <w:pStyle w:val="Titre1"/>
-          </w:pPr>
-          <w:r>
-            <w:t>Références</w:t>
-          </w:r>
-          <w:bookmarkEnd w:id="22"/>
-        </w:p>
-        <w:sdt>
-          <w:sdtPr>
-            <w:id w:val="-573587230"/>
-            <w:bibliography/>
-          </w:sdtPr>
-          <w:sdtContent>
-            <w:p>
-              <w:pPr>
-                <w:rPr>
-                  <w:lang w:val="en-US"/>
-                </w:rPr>
-              </w:pPr>
-              <w:r>
-                <w:fldChar w:fldCharType="begin"/>
-              </w:r>
-              <w:r>
-                <w:rPr>
-                  <w:lang w:val="en-US"/>
-                </w:rPr>
-                <w:instrText xml:space="preserve"> BIBLIOGRAPHY </w:instrText>
-              </w:r>
-              <w:r>
-                <w:fldChar w:fldCharType="separate"/>
-              </w:r>
-              <w:r>
-                <w:rPr>
-                  <w:b/>
-                  <w:bCs/>
-                  <w:noProof/>
-                  <w:lang w:val="en-US"/>
-                </w:rPr>
-                <w:t>There are no sources in the current document.</w:t>
-              </w:r>
-              <w:r>
-                <w:rPr>
-                  <w:b/>
-                  <w:bCs/>
-                  <w:noProof/>
-                </w:rPr>
-                <w:fldChar w:fldCharType="end"/>
-              </w:r>
-            </w:p>
-          </w:sdtContent>
-        </w:sdt>
-      </w:sdtContent>
-    </w:sdt>
-    <w:p>
-      <w:pPr>
-        <w:rPr>
-          <w:lang w:val="en-US"/>
-        </w:rPr>
-      </w:pPr>
+        <w:t>Les principales difficultés rencontrées ont concerné la disponibilité des composants, notamment le RP2350 et le CH334F, qui nous ont forcés à revoir notre planification et à adapter le design en conséquence. Le remplacement du microcontrôleur par un Raspberry Pi Pico (RP2040) a été une solution pragmatique qui nous a permis d'assurer le fonctionnement de la partie logique. De plus, des erreurs dans le schéma électrique initial et des problèmes de soudure ont ralenti le développement, mais nous ont aussi permis de renforcer notre compréhension des bonnes pratiques en conception matérielle. Ce projet nous a permis de consolider des compétences en électronique embarquée, programmation MicroPython, design de PCB multi-couches, mais aussi en gestion de projet, en particulier dans un contexte de contraintes réelles (temps, budget, disponibilité).</w:t>
+      </w:r>
     </w:p>
     <w:p>
       <w:pPr>
@@ -3769,7 +3667,7 @@
         <w:jc w:val="left"/>
       </w:pPr>
       <w:r>
-        <w:t>[Oubliez pas les références!]</w:t>
+        <w:t>Plusieurs pistes d’amélioration sont envisagées pour la suite : réintégrer un encodeur rotatif pour une navigation plus fluide, finaliser la gestion complète du CH334F afin d’ajouter la communication USB aux fonctions déjà en place, renforcer la protection électrique des sorties, et ajouter des fonctionnalités logicielles telles que des durées personnalisables, un historique des sessions ou encore des notifications visuelles et sonores. Une mise à jour possible via USB et une optimisation mécanique du PCB seraient également des ajouts pertinents pour améliorer l’usage au quotidien.</w:t>
       </w:r>
     </w:p>
     <w:p>
@@ -3777,45 +3675,14 @@
         <w:spacing w:after="160" w:line="259" w:lineRule="auto"/>
         <w:jc w:val="left"/>
       </w:pPr>
-    </w:p>
-    <w:p>
-      <w:pPr>
-        <w:spacing w:after="160" w:line="259" w:lineRule="auto"/>
-        <w:jc w:val="left"/>
-      </w:pPr>
-      <w:r>
-        <w:br w:type="page"/>
-      </w:r>
-    </w:p>
-    <w:p>
-      <w:pPr>
-        <w:pStyle w:val="Annexe"/>
-        <w:jc w:val="center"/>
-        <w:rPr>
-          <w:b/>
-          <w:bCs/>
-        </w:rPr>
-      </w:pPr>
-      <w:bookmarkStart w:id="23" w:name="_Toc175951154"/>
-      <w:r>
-        <w:lastRenderedPageBreak/>
-        <w:t>Annexe A</w:t>
-      </w:r>
-      <w:r>
-        <w:tab/>
-      </w:r>
-      <w:r>
-        <w:rPr>
-          <w:rFonts w:ascii="Amasis MT Pro Medium" w:hAnsi="Amasis MT Pro Medium"/>
-        </w:rPr>
-        <w:t>[Contexte]</w:t>
-      </w:r>
-      <w:bookmarkEnd w:id="23"/>
+      <w:r>
+        <w:t>En résumé, le Hub Pomodoro est un premier prototype abouti, conçu pour un usage personnel mais extensible, qui allie utilité réelle et exploration technique. C’est un projet que nous souhaitons continuer à faire évoluer, autant pour l’apprentissage qu’il nous apporte que pour l’outil pratique qu’il représente.</w:t>
+      </w:r>
     </w:p>
     <w:sectPr>
-      <w:headerReference w:type="default" r:id="rId12"/>
-      <w:footerReference w:type="default" r:id="rId13"/>
-      <w:footerReference w:type="first" r:id="rId14"/>
+      <w:headerReference w:type="default" r:id="rId17"/>
+      <w:footerReference w:type="default" r:id="rId18"/>
+      <w:footerReference w:type="first" r:id="rId19"/>
       <w:pgSz w:w="12240" w:h="15840"/>
       <w:pgMar w:top="1440" w:right="1440" w:bottom="1440" w:left="1440" w:header="708" w:footer="708" w:gutter="0"/>
       <w:cols w:space="708"/>
@@ -4130,23 +3997,15 @@
                                       <w:rPr>
                                         <w:noProof/>
                                       </w:rPr>
-                                      <w:t>TEMPLATE</w:t>
-                                    </w:r>
-                                    <w:r>
-                                      <w:rPr>
-                                        <w:rStyle w:val="Textedelespacerserv"/>
-                                        <w:rFonts w:eastAsiaTheme="minorHAnsi"/>
-                                        <w:noProof/>
-                                      </w:rPr>
-                                      <w:t xml:space="preserve"> de</w:t>
-                                    </w:r>
-                                    <w:r>
-                                      <w:rPr>
-                                        <w:noProof/>
-                                      </w:rPr>
-                                      <w:t xml:space="preserve"> documentation C3I</w:t>
+                                      <w:t>Documentation_JT-CAD_C3I.docx</w:t>
                                     </w:r>
                                   </w:fldSimple>
+                                  <w:r>
+                                    <w:rPr>
+                                      <w:noProof/>
+                                    </w:rPr>
+                                    <w:t xml:space="preserve"> H25 CAD et JT</w:t>
+                                  </w:r>
                                 </w:p>
                               </w:tc>
                               <w:tc>
@@ -4167,7 +4026,7 @@
                                     <w:rPr>
                                       <w:noProof/>
                                     </w:rPr>
-                                    <w:t>19 avril 2025</w:t>
+                                    <w:t>21 avril 2025</w:t>
                                   </w:r>
                                   <w:r>
                                     <w:fldChar w:fldCharType="end"/>
@@ -4267,23 +4126,15 @@
                                 <w:rPr>
                                   <w:noProof/>
                                 </w:rPr>
-                                <w:t>TEMPLATE</w:t>
-                              </w:r>
-                              <w:r>
-                                <w:rPr>
-                                  <w:rStyle w:val="Textedelespacerserv"/>
-                                  <w:rFonts w:eastAsiaTheme="minorHAnsi"/>
-                                  <w:noProof/>
-                                </w:rPr>
-                                <w:t xml:space="preserve"> de</w:t>
-                              </w:r>
-                              <w:r>
-                                <w:rPr>
-                                  <w:noProof/>
-                                </w:rPr>
-                                <w:t xml:space="preserve"> documentation C3I</w:t>
+                                <w:t>Documentation_JT-CAD_C3I.docx</w:t>
                               </w:r>
                             </w:fldSimple>
+                            <w:r>
+                              <w:rPr>
+                                <w:noProof/>
+                              </w:rPr>
+                              <w:t xml:space="preserve"> H25 CAD et JT</w:t>
+                            </w:r>
                           </w:p>
                         </w:tc>
                         <w:tc>
@@ -4304,7 +4155,7 @@
                               <w:rPr>
                                 <w:noProof/>
                               </w:rPr>
-                              <w:t>19 avril 2025</w:t>
+                              <w:t>21 avril 2025</w:t>
                             </w:r>
                             <w:r>
                               <w:fldChar w:fldCharType="end"/>
@@ -6246,6 +6097,7 @@
   <w:style w:type="character" w:default="1" w:styleId="Policepardfaut">
     <w:name w:val="Default Paragraph Font"/>
     <w:uiPriority w:val="1"/>
+    <w:semiHidden/>
     <w:unhideWhenUsed/>
   </w:style>
   <w:style w:type="table" w:default="1" w:styleId="TableauNormal">
